--- a/docs/docx/Глава_2_Разработка.docx
+++ b/docs/docx/Глава_2_Разработка.docx
@@ -2,7 +2,7 @@
 <file path=word/document.xml><?xml version="1.0" encoding="utf-8"?>
 <w:document xmlns:w="http://schemas.openxmlformats.org/wordprocessingml/2006/main" xmlns:m="http://schemas.openxmlformats.org/officeDocument/2006/math" xmlns:r="http://schemas.openxmlformats.org/officeDocument/2006/relationships" xmlns:o="urn:schemas-microsoft-com:office:office" xmlns:v="urn:schemas-microsoft-com:vml" xmlns:w10="urn:schemas-microsoft-com:office:word" xmlns:a="http://schemas.openxmlformats.org/drawingml/2006/main" xmlns:pic="http://schemas.openxmlformats.org/drawingml/2006/picture" xmlns:wp="http://schemas.openxmlformats.org/drawingml/2006/wordprocessingDrawing">
   <w:body>
-    <w:bookmarkStart w:id="36" w:name="глава-2.-реализация-физической-модели"/>
+    <w:bookmarkStart w:id="39" w:name="глава-2.-реализация-физической-модели"/>
     <w:p>
       <w:pPr>
         <w:pStyle w:val="Heading1"/>
@@ -712,7 +712,7 @@
       </w:r>
     </w:p>
     <w:bookmarkEnd w:id="9"/>
-    <w:bookmarkStart w:id="18" w:name="физическая-модель-базы-данных"/>
+    <w:bookmarkStart w:id="19" w:name="физическая-модель-базы-данных"/>
     <w:p>
       <w:pPr>
         <w:pStyle w:val="Heading2"/>
@@ -3636,7 +3636,7 @@
       </w:tr>
     </w:tbl>
     <w:bookmarkEnd w:id="16"/>
-    <w:bookmarkStart w:id="17" w:name="Xd1a3fe522ccc9f79dad1d7cdecfa0e88cec5012"/>
+    <w:bookmarkStart w:id="18" w:name="Xd1a3fe522ccc9f79dad1d7cdecfa0e88cec5012"/>
     <w:p>
       <w:pPr>
         <w:pStyle w:val="Heading3"/>
@@ -3869,49 +3869,7 @@
         <w:pStyle w:val="FirstParagraph"/>
       </w:pPr>
       <w:r>
-        <w:t xml:space="preserve">На основе полученной на этапе проектирования ERD-модели была разработана база данных с помощью средств MS SQL Server. Скрипты</w:t>
-      </w:r>
-      <w:r>
-        <w:t xml:space="preserve"> </w:t>
-      </w:r>
-      <w:r>
-        <w:rPr>
-          <w:rStyle w:val="VerbatimChar"/>
-        </w:rPr>
-        <w:t xml:space="preserve">backend/dump.sql</w:t>
-      </w:r>
-      <w:r>
-        <w:t xml:space="preserve"> </w:t>
-      </w:r>
-      <w:r>
-        <w:t xml:space="preserve">и</w:t>
-      </w:r>
-      <w:r>
-        <w:t xml:space="preserve"> </w:t>
-      </w:r>
-      <w:r>
-        <w:rPr>
-          <w:rStyle w:val="VerbatimChar"/>
-        </w:rPr>
-        <w:t xml:space="preserve">backend/migration.sql</w:t>
-      </w:r>
-      <w:r>
-        <w:t xml:space="preserve"> </w:t>
-      </w:r>
-      <w:r>
-        <w:t xml:space="preserve">создают базу</w:t>
-      </w:r>
-      <w:r>
-        <w:t xml:space="preserve"> </w:t>
-      </w:r>
-      <w:r>
-        <w:rPr>
-          <w:rStyle w:val="VerbatimChar"/>
-        </w:rPr>
-        <w:t xml:space="preserve">LearningPlatformDB</w:t>
-      </w:r>
-      <w:r>
-        <w:t xml:space="preserve">, начальные данные и таблицы назначений. Логическая схема представлена в</w:t>
+        <w:t xml:space="preserve">На основе полученной на этапе проектирования ERD-модели была разработана база данных с помощью средств MS SQL Server. Актуальный скрипт —</w:t>
       </w:r>
       <w:r>
         <w:t xml:space="preserve"> </w:t>
@@ -3921,22 +3879,95 @@
           <w:b/>
           <w:bCs/>
         </w:rPr>
-        <w:t xml:space="preserve">Приложении Е</w:t>
-      </w:r>
-      <w:r>
-        <w:t xml:space="preserve">; физическая ER-диаграмма приведена ниже.</w:t>
-      </w:r>
-    </w:p>
-    <w:p>
-      <w:pPr>
-        <w:pStyle w:val="BodyText"/>
-      </w:pPr>
+        <w:t xml:space="preserve">Приложение К</w:t>
+      </w:r>
+      <w:r>
+        <w:t xml:space="preserve"> </w:t>
+      </w:r>
+      <w:r>
+        <w:t xml:space="preserve">и файл</w:t>
+      </w:r>
+      <w:r>
+        <w:t xml:space="preserve"> </w:t>
+      </w:r>
+      <w:r>
+        <w:rPr>
+          <w:rStyle w:val="VerbatimChar"/>
+        </w:rPr>
+        <w:t xml:space="preserve">backend/LearningPlatformDB.sql</w:t>
+      </w:r>
+      <w:r>
+        <w:t xml:space="preserve">; для обновления существующей БД —</w:t>
+      </w:r>
+      <w:r>
+        <w:t xml:space="preserve"> </w:t>
+      </w:r>
+      <w:r>
+        <w:rPr>
+          <w:rStyle w:val="VerbatimChar"/>
+        </w:rPr>
+        <w:t xml:space="preserve">backend/migration.sql</w:t>
+      </w:r>
+      <w:r>
+        <w:t xml:space="preserve">. Физическая ER-диаграмма с обозначениями PK/FK — в</w:t>
+      </w:r>
+      <w:r>
+        <w:t xml:space="preserve"> </w:t>
+      </w:r>
       <w:r>
         <w:rPr>
           <w:b/>
           <w:bCs/>
         </w:rPr>
+        <w:t xml:space="preserve">Приложении Е</w:t>
+      </w:r>
+      <w:r>
+        <w:t xml:space="preserve">; логическая схема и словарь данных — в</w:t>
+      </w:r>
+      <w:r>
+        <w:t xml:space="preserve"> </w:t>
+      </w:r>
+      <w:r>
+        <w:rPr>
+          <w:b/>
+          <w:bCs/>
+        </w:rPr>
+        <w:t xml:space="preserve">Приложении Ж</w:t>
+      </w:r>
+      <w:r>
+        <w:t xml:space="preserve">.</w:t>
+      </w:r>
+    </w:p>
+    <w:p>
+      <w:pPr>
+        <w:pStyle w:val="BodyText"/>
+      </w:pPr>
+      <w:r>
+        <w:rPr>
+          <w:b/>
+          <w:bCs/>
+        </w:rPr>
         <w:t xml:space="preserve">Рисунок 5 – Модель базы данных</w:t>
+      </w:r>
+      <w:r>
+        <w:t xml:space="preserve"> </w:t>
+      </w:r>
+      <w:r>
+        <w:t xml:space="preserve">(подробная физическая модель — см.</w:t>
+      </w:r>
+      <w:r>
+        <w:t xml:space="preserve"> </w:t>
+      </w:r>
+      <w:hyperlink r:id="rId17">
+        <w:r>
+          <w:rPr>
+            <w:rStyle w:val="Hyperlink"/>
+          </w:rPr>
+          <w:t xml:space="preserve">Приложение Е</w:t>
+        </w:r>
+      </w:hyperlink>
+      <w:r>
+        <w:t xml:space="preserve">)</w:t>
       </w:r>
     </w:p>
     <w:p>
@@ -4795,9 +4826,9 @@
         </w:pict>
       </w:r>
     </w:p>
-    <w:bookmarkEnd w:id="17"/>
     <w:bookmarkEnd w:id="18"/>
-    <w:bookmarkStart w:id="19" w:name="класс-доступа-к-данным"/>
+    <w:bookmarkEnd w:id="19"/>
+    <w:bookmarkStart w:id="20" w:name="класс-доступа-к-данным"/>
     <w:p>
       <w:pPr>
         <w:pStyle w:val="Heading2"/>
@@ -5700,8 +5731,8 @@
         </w:pict>
       </w:r>
     </w:p>
-    <w:bookmarkEnd w:id="19"/>
-    <w:bookmarkStart w:id="20" w:name="rest-api-серверной-части"/>
+    <w:bookmarkEnd w:id="20"/>
+    <w:bookmarkStart w:id="22" w:name="rest-api-серверной-части"/>
     <w:p>
       <w:pPr>
         <w:pStyle w:val="Heading2"/>
@@ -6527,7 +6558,37 @@
         <w:t xml:space="preserve">openpyxl</w:t>
       </w:r>
       <w:r>
-        <w:t xml:space="preserve">: в файл выгружаются ФИО, статус прохождения и дата.</w:t>
+        <w:t xml:space="preserve">. Данные для отчёта формирует</w:t>
+      </w:r>
+      <w:r>
+        <w:t xml:space="preserve"> </w:t>
+      </w:r>
+      <w:r>
+        <w:rPr>
+          <w:rStyle w:val="VerbatimChar"/>
+        </w:rPr>
+        <w:t xml:space="preserve">get_report_data()</w:t>
+      </w:r>
+      <w:r>
+        <w:t xml:space="preserve"> </w:t>
+      </w:r>
+      <w:r>
+        <w:t xml:space="preserve">на основе таблицы</w:t>
+      </w:r>
+      <w:r>
+        <w:t xml:space="preserve"> </w:t>
+      </w:r>
+      <w:r>
+        <w:rPr>
+          <w:rStyle w:val="VerbatimChar"/>
+        </w:rPr>
+        <w:t xml:space="preserve">Assignments</w:t>
+      </w:r>
+      <w:r>
+        <w:t xml:space="preserve"> </w:t>
+      </w:r>
+      <w:r>
+        <w:t xml:space="preserve">с присоединением должности, назначившего сотрудника и текущего прогресса.</w:t>
       </w:r>
     </w:p>
     <w:p>
@@ -6539,210 +6600,27 @@
           <w:b/>
           <w:bCs/>
         </w:rPr>
-        <w:t xml:space="preserve">Рисунок – Диаграмма последовательностей: прохождение нативного курса</w:t>
-      </w:r>
-    </w:p>
-    <w:p>
-      <w:pPr>
-        <w:pStyle w:val="SourceCode"/>
-      </w:pPr>
-      <w:r>
-        <w:rPr>
-          <w:rStyle w:val="VerbatimChar"/>
-        </w:rPr>
-        <w:t xml:space="preserve">sequenceDiagram</w:t>
-      </w:r>
-      <w:r>
-        <w:br/>
-      </w:r>
-      <w:r>
-        <w:rPr>
-          <w:rStyle w:val="VerbatimChar"/>
-        </w:rPr>
-        <w:t xml:space="preserve">    actor Student as Обучающийся</w:t>
-      </w:r>
-      <w:r>
-        <w:br/>
-      </w:r>
-      <w:r>
-        <w:rPr>
-          <w:rStyle w:val="VerbatimChar"/>
-        </w:rPr>
-        <w:t xml:space="preserve">    participant Browser as Браузер (frontend :8000)</w:t>
-      </w:r>
-      <w:r>
-        <w:br/>
-      </w:r>
-      <w:r>
-        <w:rPr>
-          <w:rStyle w:val="VerbatimChar"/>
-        </w:rPr>
-        <w:t xml:space="preserve">    participant Player as Курс-плеер</w:t>
-      </w:r>
-      <w:r>
-        <w:br/>
-      </w:r>
-      <w:r>
-        <w:rPr>
-          <w:rStyle w:val="VerbatimChar"/>
-        </w:rPr>
-        <w:t xml:space="preserve">    participant Bridge as lms-bridge.js</w:t>
-      </w:r>
-      <w:r>
-        <w:br/>
-      </w:r>
-      <w:r>
-        <w:rPr>
-          <w:rStyle w:val="VerbatimChar"/>
-        </w:rPr>
-        <w:t xml:space="preserve">    participant API as Flask API (:5000)</w:t>
-      </w:r>
-      <w:r>
-        <w:br/>
-      </w:r>
-      <w:r>
-        <w:rPr>
-          <w:rStyle w:val="VerbatimChar"/>
-        </w:rPr>
-        <w:t xml:space="preserve">    participant DB as SQL Server</w:t>
-      </w:r>
-      <w:r>
-        <w:br/>
-      </w:r>
-      <w:r>
-        <w:br/>
-      </w:r>
-      <w:r>
-        <w:rPr>
-          <w:rStyle w:val="VerbatimChar"/>
-        </w:rPr>
-        <w:t xml:space="preserve">    Student-&gt;&gt;Browser: instruction.html → НАЧАТЬ КУРС</w:t>
-      </w:r>
-      <w:r>
-        <w:br/>
-      </w:r>
-      <w:r>
-        <w:rPr>
-          <w:rStyle w:val="VerbatimChar"/>
-        </w:rPr>
-        <w:t xml:space="preserve">    Browser-&gt;&gt;Player: /course-content/2/index.html?assignment_id&amp;authToken</w:t>
-      </w:r>
-      <w:r>
-        <w:br/>
-      </w:r>
-      <w:r>
-        <w:rPr>
-          <w:rStyle w:val="VerbatimChar"/>
-        </w:rPr>
-        <w:t xml:space="preserve">    Player-&gt;&gt;Bridge: LMSBridge.init()</w:t>
-      </w:r>
-      <w:r>
-        <w:br/>
-      </w:r>
-      <w:r>
-        <w:rPr>
-          <w:rStyle w:val="VerbatimChar"/>
-        </w:rPr>
-        <w:t xml:space="preserve">    Bridge-&gt;&gt;API: GET /api/courses/2?assignment_id=</w:t>
-      </w:r>
-      <w:r>
-        <w:br/>
-      </w:r>
-      <w:r>
-        <w:rPr>
-          <w:rStyle w:val="VerbatimChar"/>
-        </w:rPr>
-        <w:t xml:space="preserve">    API-&gt;&gt;DB: Section_progress, manifest</w:t>
-      </w:r>
-      <w:r>
-        <w:br/>
-      </w:r>
-      <w:r>
-        <w:rPr>
-          <w:rStyle w:val="VerbatimChar"/>
-        </w:rPr>
-        <w:t xml:space="preserve">    DB--&gt;&gt;API: progress</w:t>
-      </w:r>
-      <w:r>
-        <w:br/>
-      </w:r>
-      <w:r>
-        <w:rPr>
-          <w:rStyle w:val="VerbatimChar"/>
-        </w:rPr>
-        <w:t xml:space="preserve">    API--&gt;&gt;Bridge: JSON</w:t>
-      </w:r>
-      <w:r>
-        <w:br/>
-      </w:r>
-      <w:r>
-        <w:rPr>
-          <w:rStyle w:val="VerbatimChar"/>
-        </w:rPr>
-        <w:t xml:space="preserve">    Student-&gt;&gt;Player: Интерактивы → Далее</w:t>
-      </w:r>
-      <w:r>
-        <w:br/>
-      </w:r>
-      <w:r>
-        <w:rPr>
-          <w:rStyle w:val="VerbatimChar"/>
-        </w:rPr>
-        <w:t xml:space="preserve">    Player-&gt;&gt;Bridge: completeSection(section-1)</w:t>
-      </w:r>
-      <w:r>
-        <w:br/>
-      </w:r>
-      <w:r>
-        <w:rPr>
-          <w:rStyle w:val="VerbatimChar"/>
-        </w:rPr>
-        <w:t xml:space="preserve">    Bridge-&gt;&gt;API: POST .../sections/section-1/complete</w:t>
-      </w:r>
-      <w:r>
-        <w:br/>
-      </w:r>
-      <w:r>
-        <w:rPr>
-          <w:rStyle w:val="VerbatimChar"/>
-        </w:rPr>
-        <w:t xml:space="preserve">    API-&gt;&gt;DB: INSERT/UPDATE Section_progress, User_result</w:t>
-      </w:r>
-      <w:r>
-        <w:br/>
-      </w:r>
-      <w:r>
-        <w:rPr>
-          <w:rStyle w:val="VerbatimChar"/>
-        </w:rPr>
-        <w:t xml:space="preserve">    API--&gt;&gt;Bridge: total_score</w:t>
-      </w:r>
-      <w:r>
-        <w:br/>
-      </w:r>
-      <w:r>
-        <w:rPr>
-          <w:rStyle w:val="VerbatimChar"/>
-        </w:rPr>
-        <w:t xml:space="preserve">    Student-&gt;&gt;Player: Заключение → Завершить</w:t>
-      </w:r>
-      <w:r>
-        <w:br/>
-      </w:r>
-      <w:r>
-        <w:rPr>
-          <w:rStyle w:val="VerbatimChar"/>
-        </w:rPr>
-        <w:t xml:space="preserve">    Bridge-&gt;&gt;API: POST /api/courses/2/finish</w:t>
-      </w:r>
-      <w:r>
-        <w:br/>
-      </w:r>
-      <w:r>
-        <w:rPr>
-          <w:rStyle w:val="VerbatimChar"/>
-        </w:rPr>
-        <w:t xml:space="preserve">    API-&gt;&gt;DB: UPDATE Assignments status passed/failed</w:t>
+        <w:t xml:space="preserve">Рисунок – Диаграммы последовательностей</w:t>
+      </w:r>
+      <w:r>
+        <w:t xml:space="preserve"> </w:t>
+      </w:r>
+      <w:r>
+        <w:t xml:space="preserve">(полный комплект с активациями и альтернативными сценариями — см.</w:t>
+      </w:r>
+      <w:r>
+        <w:t xml:space="preserve"> </w:t>
+      </w:r>
+      <w:hyperlink r:id="rId21">
+        <w:r>
+          <w:rPr>
+            <w:rStyle w:val="Hyperlink"/>
+          </w:rPr>
+          <w:t xml:space="preserve">Приложение З</w:t>
+        </w:r>
+      </w:hyperlink>
+      <w:r>
+        <w:t xml:space="preserve">, рисунки 5–12)</w:t>
       </w:r>
     </w:p>
     <w:p>
@@ -6752,8 +6630,8 @@
         </w:pict>
       </w:r>
     </w:p>
-    <w:bookmarkEnd w:id="20"/>
-    <w:bookmarkStart w:id="29" w:name="Xe6fe7aac7607e883816f653d717a34032461a48"/>
+    <w:bookmarkEnd w:id="22"/>
+    <w:bookmarkStart w:id="32" w:name="Xe6fe7aac7607e883816f653d717a34032461a48"/>
     <w:p>
       <w:pPr>
         <w:pStyle w:val="Heading2"/>
@@ -6767,7 +6645,7 @@
         <w:pStyle w:val="FirstParagraph"/>
       </w:pPr>
       <w:r>
-        <w:t xml:space="preserve">Для реализации автоматизированной информационной системы «Адаптационный курс для сотрудников ритуальной компании» также было составлено руководство по стилю, представленное в</w:t>
+        <w:t xml:space="preserve">Полное описание реализации ПО — все функции, окна, переходы, фрагменты кода и обоснование архитектурных решений — приведено в</w:t>
       </w:r>
       <w:r>
         <w:t xml:space="preserve"> </w:t>
@@ -6777,10 +6655,24 @@
           <w:b/>
           <w:bCs/>
         </w:rPr>
-        <w:t xml:space="preserve">Приложении И</w:t>
-      </w:r>
-      <w:r>
-        <w:t xml:space="preserve">.</w:t>
+        <w:t xml:space="preserve">Приложении Л</w:t>
+      </w:r>
+      <w:r>
+        <w:t xml:space="preserve"> </w:t>
+      </w:r>
+      <w:r>
+        <w:t xml:space="preserve">(</w:t>
+      </w:r>
+      <w:hyperlink r:id="rId23">
+        <w:r>
+          <w:rPr>
+            <w:rStyle w:val="Hyperlink"/>
+          </w:rPr>
+          <w:t xml:space="preserve">Приложение_Л_Реализация_ПО.md</w:t>
+        </w:r>
+      </w:hyperlink>
+      <w:r>
+        <w:t xml:space="preserve">) в формате пояснительной записки: текстовое описание функции → рисунок интерфейса → фрагмент кода с пояснением.</w:t>
       </w:r>
     </w:p>
     <w:p>
@@ -6788,154 +6680,20 @@
         <w:pStyle w:val="BodyText"/>
       </w:pPr>
       <w:r>
-        <w:t xml:space="preserve">Руководство по стилю — это документ, который определяет набор стандартов для написания, форматирования и оформления документов, сайтов или программ. Помимо всего, руководство по стилю ещё и документирует визуальный язык: единая шапка</w:t>
-      </w:r>
-      <w:r>
-        <w:t xml:space="preserve"> </w:t>
-      </w:r>
-      <w:r>
-        <w:rPr>
-          <w:rStyle w:val="VerbatimChar"/>
-        </w:rPr>
-        <w:t xml:space="preserve">.app-header</w:t>
-      </w:r>
-      <w:r>
-        <w:t xml:space="preserve">, палитра LMS (</w:t>
-      </w:r>
-      <w:r>
-        <w:rPr>
-          <w:rStyle w:val="VerbatimChar"/>
-        </w:rPr>
-        <w:t xml:space="preserve">#FFCBA4</w:t>
-      </w:r>
-      <w:r>
-        <w:t xml:space="preserve">,</w:t>
-      </w:r>
-      <w:r>
-        <w:t xml:space="preserve"> </w:t>
-      </w:r>
-      <w:r>
-        <w:rPr>
-          <w:rStyle w:val="VerbatimChar"/>
-        </w:rPr>
-        <w:t xml:space="preserve">#FA8072</w:t>
-      </w:r>
-      <w:r>
-        <w:t xml:space="preserve">,</w:t>
-      </w:r>
-      <w:r>
-        <w:t xml:space="preserve"> </w:t>
-      </w:r>
-      <w:r>
-        <w:rPr>
-          <w:rStyle w:val="VerbatimChar"/>
-        </w:rPr>
-        <w:t xml:space="preserve">#F4F4F4</w:t>
-      </w:r>
-      <w:r>
-        <w:t xml:space="preserve">), расположение меню аккаунта (☰) под кнопкой на всех формах.</w:t>
-      </w:r>
-    </w:p>
-    <w:p>
-      <w:pPr>
-        <w:pStyle w:val="BodyText"/>
-      </w:pPr>
-      <w:r>
-        <w:t xml:space="preserve">На основе руководства пользователя и технического задания (Приложение Б) были реализованы следующие страницы интерфейса и необходимый для них функционал.</w:t>
-      </w:r>
-    </w:p>
-    <w:bookmarkStart w:id="21" w:name="форма-авторизации"/>
-    <w:p>
-      <w:pPr>
-        <w:pStyle w:val="Heading3"/>
-      </w:pPr>
-      <w:r>
-        <w:t xml:space="preserve">Форма авторизации</w:t>
-      </w:r>
-    </w:p>
-    <w:p>
-      <w:pPr>
-        <w:pStyle w:val="FirstParagraph"/>
-      </w:pPr>
-      <w:r>
-        <w:t xml:space="preserve">При входе в АИС пользователю предоставляется возможность авторизоваться по email и паролю. Форма авторизации реализована на странице</w:t>
-      </w:r>
-      <w:r>
-        <w:t xml:space="preserve"> </w:t>
-      </w:r>
-      <w:r>
-        <w:rPr>
-          <w:rStyle w:val="VerbatimChar"/>
-        </w:rPr>
-        <w:t xml:space="preserve">login.html</w:t>
-      </w:r>
-      <w:r>
-        <w:t xml:space="preserve"> </w:t>
-      </w:r>
-      <w:r>
-        <w:t xml:space="preserve">(модули</w:t>
-      </w:r>
-      <w:r>
-        <w:t xml:space="preserve"> </w:t>
-      </w:r>
-      <w:r>
-        <w:rPr>
-          <w:rStyle w:val="VerbatimChar"/>
-        </w:rPr>
-        <w:t xml:space="preserve">auth.js</w:t>
-      </w:r>
-      <w:r>
-        <w:t xml:space="preserve">,</w:t>
-      </w:r>
-      <w:r>
-        <w:t xml:space="preserve"> </w:t>
-      </w:r>
-      <w:r>
-        <w:rPr>
-          <w:rStyle w:val="VerbatimChar"/>
-        </w:rPr>
-        <w:t xml:space="preserve">common.js</w:t>
-      </w:r>
-      <w:r>
-        <w:t xml:space="preserve">).</w:t>
-      </w:r>
-    </w:p>
-    <w:p>
-      <w:pPr>
-        <w:pStyle w:val="BodyText"/>
-      </w:pPr>
+        <w:t xml:space="preserve">Диаграммы UML (прецеденты, последовательности с активациями, классы, компоненты, физическая ER-модель, IDEF0) — в приложениях</w:t>
+      </w:r>
+      <w:r>
+        <w:t xml:space="preserve"> </w:t>
+      </w:r>
       <w:r>
         <w:rPr>
           <w:b/>
           <w:bCs/>
         </w:rPr>
-        <w:t xml:space="preserve">Рисунок 7 – Форма авторизации</w:t>
-      </w:r>
-    </w:p>
-    <w:p>
-      <w:pPr>
-        <w:pStyle w:val="BodyText"/>
-      </w:pPr>
-      <w:r>
-        <w:t xml:space="preserve">После успешного входа система перенаправляет пользователя на стартовую страницу в зависимости от роли: администратор — «Пользователи», эксперт — «Назначения», обучающийся — «Моё обучение».</w:t>
-      </w:r>
-    </w:p>
-    <w:bookmarkEnd w:id="21"/>
-    <w:bookmarkStart w:id="22" w:name="главное-окно-роли-эксперт"/>
-    <w:p>
-      <w:pPr>
-        <w:pStyle w:val="Heading3"/>
-      </w:pPr>
-      <w:r>
-        <w:t xml:space="preserve">Главное окно роли «Эксперт»</w:t>
-      </w:r>
-    </w:p>
-    <w:p>
-      <w:pPr>
-        <w:pStyle w:val="FirstParagraph"/>
-      </w:pPr>
-      <w:r>
-        <w:t xml:space="preserve">Для эксперта доступны страницы</w:t>
+        <w:t xml:space="preserve">Г, Д, Е, З, М, Н</w:t>
+      </w:r>
+      <w:r>
+        <w:t xml:space="preserve">. Скрипт создания БД —</w:t>
       </w:r>
       <w:r>
         <w:t xml:space="preserve"> </w:t>
@@ -6945,22 +6703,18 @@
           <w:b/>
           <w:bCs/>
         </w:rPr>
-        <w:t xml:space="preserve">«Назначения»</w:t>
-      </w:r>
-      <w:r>
-        <w:t xml:space="preserve"> </w:t>
-      </w:r>
-      <w:r>
-        <w:t xml:space="preserve">(</w:t>
-      </w:r>
-      <w:r>
-        <w:rPr>
-          <w:rStyle w:val="VerbatimChar"/>
-        </w:rPr>
-        <w:t xml:space="preserve">assignments.html</w:t>
-      </w:r>
-      <w:r>
-        <w:t xml:space="preserve">),</w:t>
+        <w:t xml:space="preserve">Приложение К</w:t>
+      </w:r>
+      <w:r>
+        <w:t xml:space="preserve">.</w:t>
+      </w:r>
+    </w:p>
+    <w:p>
+      <w:pPr>
+        <w:pStyle w:val="BodyText"/>
+      </w:pPr>
+      <w:r>
+        <w:t xml:space="preserve">Для реализации автоматизированной информационной системы также было составлено руководство по стилю, представленное в</w:t>
       </w:r>
       <w:r>
         <w:t xml:space="preserve"> </w:t>
@@ -6970,253 +6724,240 @@
           <w:b/>
           <w:bCs/>
         </w:rPr>
-        <w:t xml:space="preserve">«Рейтинг»</w:t>
-      </w:r>
-      <w:r>
-        <w:t xml:space="preserve"> </w:t>
-      </w:r>
-      <w:r>
-        <w:t xml:space="preserve">(</w:t>
-      </w:r>
-      <w:r>
-        <w:rPr>
-          <w:rStyle w:val="VerbatimChar"/>
-        </w:rPr>
-        <w:t xml:space="preserve">rating.html</w:t>
-      </w:r>
-      <w:r>
-        <w:t xml:space="preserve">) и</w:t>
-      </w:r>
-      <w:r>
-        <w:t xml:space="preserve"> </w:t>
-      </w:r>
+        <w:t xml:space="preserve">Приложении И</w:t>
+      </w:r>
+      <w:r>
+        <w:t xml:space="preserve">.</w:t>
+      </w:r>
+    </w:p>
+    <w:p>
+      <w:pPr>
+        <w:pStyle w:val="BodyText"/>
+      </w:pPr>
+      <w:r>
+        <w:t xml:space="preserve">Руководство по стилю — это документ, который определяет набор стандартов для написания, форматирования и оформления документов, сайтов или программ. Помимо всего, руководство по стилю ещё и документирует визуальный язык: единая шапка</w:t>
+      </w:r>
+      <w:r>
+        <w:t xml:space="preserve"> </w:t>
+      </w:r>
+      <w:r>
+        <w:rPr>
+          <w:rStyle w:val="VerbatimChar"/>
+        </w:rPr>
+        <w:t xml:space="preserve">.app-header</w:t>
+      </w:r>
+      <w:r>
+        <w:t xml:space="preserve">, палитра LMS (</w:t>
+      </w:r>
+      <w:r>
+        <w:rPr>
+          <w:rStyle w:val="VerbatimChar"/>
+        </w:rPr>
+        <w:t xml:space="preserve">#FFCBA4</w:t>
+      </w:r>
+      <w:r>
+        <w:t xml:space="preserve">,</w:t>
+      </w:r>
+      <w:r>
+        <w:t xml:space="preserve"> </w:t>
+      </w:r>
+      <w:r>
+        <w:rPr>
+          <w:rStyle w:val="VerbatimChar"/>
+        </w:rPr>
+        <w:t xml:space="preserve">#FA8072</w:t>
+      </w:r>
+      <w:r>
+        <w:t xml:space="preserve">,</w:t>
+      </w:r>
+      <w:r>
+        <w:t xml:space="preserve"> </w:t>
+      </w:r>
+      <w:r>
+        <w:rPr>
+          <w:rStyle w:val="VerbatimChar"/>
+        </w:rPr>
+        <w:t xml:space="preserve">#F4F4F4</w:t>
+      </w:r>
+      <w:r>
+        <w:t xml:space="preserve">), расположение меню аккаунта (☰) под кнопкой на всех формах.</w:t>
+      </w:r>
+    </w:p>
+    <w:p>
+      <w:pPr>
+        <w:pStyle w:val="BodyText"/>
+      </w:pPr>
+      <w:r>
+        <w:t xml:space="preserve">На основе руководства пользователя и технического задания (Приложение Б) были реализованы следующие страницы интерфейса и необходимый для них функционал.</w:t>
+      </w:r>
+    </w:p>
+    <w:bookmarkStart w:id="24" w:name="форма-авторизации"/>
+    <w:p>
+      <w:pPr>
+        <w:pStyle w:val="Heading3"/>
+      </w:pPr>
+      <w:r>
+        <w:t xml:space="preserve">Форма авторизации</w:t>
+      </w:r>
+    </w:p>
+    <w:p>
+      <w:pPr>
+        <w:pStyle w:val="FirstParagraph"/>
+      </w:pPr>
+      <w:r>
+        <w:t xml:space="preserve">При входе в АИС пользователю предоставляется возможность авторизоваться по email и паролю. Форма авторизации реализована на странице</w:t>
+      </w:r>
+      <w:r>
+        <w:t xml:space="preserve"> </w:t>
+      </w:r>
+      <w:r>
+        <w:rPr>
+          <w:rStyle w:val="VerbatimChar"/>
+        </w:rPr>
+        <w:t xml:space="preserve">login.html</w:t>
+      </w:r>
+      <w:r>
+        <w:t xml:space="preserve"> </w:t>
+      </w:r>
+      <w:r>
+        <w:t xml:space="preserve">(модули</w:t>
+      </w:r>
+      <w:r>
+        <w:t xml:space="preserve"> </w:t>
+      </w:r>
+      <w:r>
+        <w:rPr>
+          <w:rStyle w:val="VerbatimChar"/>
+        </w:rPr>
+        <w:t xml:space="preserve">auth.js</w:t>
+      </w:r>
+      <w:r>
+        <w:t xml:space="preserve">,</w:t>
+      </w:r>
+      <w:r>
+        <w:t xml:space="preserve"> </w:t>
+      </w:r>
+      <w:r>
+        <w:rPr>
+          <w:rStyle w:val="VerbatimChar"/>
+        </w:rPr>
+        <w:t xml:space="preserve">common.js</w:t>
+      </w:r>
+      <w:r>
+        <w:t xml:space="preserve">).</w:t>
+      </w:r>
+    </w:p>
+    <w:p>
+      <w:pPr>
+        <w:pStyle w:val="BodyText"/>
+      </w:pPr>
       <w:r>
         <w:rPr>
           <w:b/>
           <w:bCs/>
         </w:rPr>
-        <w:t xml:space="preserve">«Моё обучение»</w:t>
-      </w:r>
-      <w:r>
-        <w:t xml:space="preserve"> </w:t>
-      </w:r>
-      <w:r>
-        <w:t xml:space="preserve">(</w:t>
-      </w:r>
-      <w:r>
-        <w:rPr>
-          <w:rStyle w:val="VerbatimChar"/>
-        </w:rPr>
-        <w:t xml:space="preserve">instruction.html</w:t>
-      </w:r>
-      <w:r>
-        <w:t xml:space="preserve">). Эксперт назначает курсы сотрудникам, контролирует сроки обучения и формирует отчёты.</w:t>
+        <w:t xml:space="preserve">Рисунок 7 – Форма авторизации</w:t>
       </w:r>
     </w:p>
     <w:p>
       <w:pPr>
         <w:pStyle w:val="BodyText"/>
       </w:pPr>
+      <w:r>
+        <w:t xml:space="preserve">После успешного входа система перенаправляет пользователя на стартовую страницу в зависимости от роли: администратор — «Пользователи», эксперт — «Назначения», обучающийся — «Моё обучение».</w:t>
+      </w:r>
+    </w:p>
+    <w:bookmarkEnd w:id="24"/>
+    <w:bookmarkStart w:id="25" w:name="главное-окно-роли-эксперт"/>
+    <w:p>
+      <w:pPr>
+        <w:pStyle w:val="Heading3"/>
+      </w:pPr>
+      <w:r>
+        <w:t xml:space="preserve">Главное окно роли «Эксперт»</w:t>
+      </w:r>
+    </w:p>
+    <w:p>
+      <w:pPr>
+        <w:pStyle w:val="FirstParagraph"/>
+      </w:pPr>
+      <w:r>
+        <w:t xml:space="preserve">Для эксперта доступны страницы</w:t>
+      </w:r>
+      <w:r>
+        <w:t xml:space="preserve"> </w:t>
+      </w:r>
       <w:r>
         <w:rPr>
           <w:b/>
           <w:bCs/>
         </w:rPr>
-        <w:t xml:space="preserve">Рисунок 8 – Главное окно роли «Эксперт» (страница «Назначения»)</w:t>
-      </w:r>
-    </w:p>
-    <w:p>
-      <w:pPr>
-        <w:pStyle w:val="BodyText"/>
-      </w:pPr>
-      <w:r>
-        <w:t xml:space="preserve">Эксперт имеет возможность создавать назначения курсов: выбирает обучающегося, курс из каталога, период</w:t>
-      </w:r>
-      <w:r>
-        <w:t xml:space="preserve"> </w:t>
-      </w:r>
-      <w:r>
-        <w:rPr>
-          <w:rStyle w:val="VerbatimChar"/>
-        </w:rPr>
-        <w:t xml:space="preserve">date_from</w:t>
-      </w:r>
-      <w:r>
-        <w:t xml:space="preserve"> </w:t>
-      </w:r>
-      <w:r>
-        <w:t xml:space="preserve">—</w:t>
-      </w:r>
-      <w:r>
-        <w:t xml:space="preserve"> </w:t>
-      </w:r>
-      <w:r>
-        <w:rPr>
-          <w:rStyle w:val="VerbatimChar"/>
-        </w:rPr>
-        <w:t xml:space="preserve">date_to</w:t>
-      </w:r>
-      <w:r>
-        <w:t xml:space="preserve"> </w:t>
-      </w:r>
-      <w:r>
-        <w:t xml:space="preserve">и отправляет запрос</w:t>
-      </w:r>
-      <w:r>
-        <w:t xml:space="preserve"> </w:t>
-      </w:r>
-      <w:r>
-        <w:rPr>
-          <w:rStyle w:val="VerbatimChar"/>
-        </w:rPr>
-        <w:t xml:space="preserve">POST /api/assignments</w:t>
-      </w:r>
-      <w:r>
-        <w:t xml:space="preserve">. Система проверяет отсутствие дублирующего активного назначения по паре (user_id, course_id).</w:t>
-      </w:r>
-    </w:p>
-    <w:bookmarkEnd w:id="22"/>
-    <w:bookmarkStart w:id="23" w:name="окно-добавления-курса-роль-администратор"/>
-    <w:p>
-      <w:pPr>
-        <w:pStyle w:val="Heading3"/>
-      </w:pPr>
-      <w:r>
-        <w:t xml:space="preserve">Окно добавления курса (роль «Администратор»)</w:t>
-      </w:r>
-    </w:p>
-    <w:p>
-      <w:pPr>
-        <w:pStyle w:val="FirstParagraph"/>
-      </w:pPr>
+        <w:t xml:space="preserve">«Назначения»</w:t>
+      </w:r>
+      <w:r>
+        <w:t xml:space="preserve"> </w:t>
+      </w:r>
+      <w:r>
+        <w:t xml:space="preserve">(</w:t>
+      </w:r>
+      <w:r>
+        <w:rPr>
+          <w:rStyle w:val="VerbatimChar"/>
+        </w:rPr>
+        <w:t xml:space="preserve">assignments.html</w:t>
+      </w:r>
+      <w:r>
+        <w:t xml:space="preserve">),</w:t>
+      </w:r>
+      <w:r>
+        <w:t xml:space="preserve"> </w:t>
+      </w:r>
       <w:r>
         <w:rPr>
           <w:b/>
           <w:bCs/>
         </w:rPr>
-        <w:t xml:space="preserve">Рисунок 9 – Окно добавления курса</w:t>
-      </w:r>
-    </w:p>
-    <w:p>
-      <w:pPr>
-        <w:pStyle w:val="BodyText"/>
-      </w:pPr>
-      <w:r>
-        <w:t xml:space="preserve">На странице</w:t>
-      </w:r>
-      <w:r>
-        <w:t xml:space="preserve"> </w:t>
-      </w:r>
-      <w:r>
-        <w:rPr>
-          <w:rStyle w:val="VerbatimChar"/>
-        </w:rPr>
-        <w:t xml:space="preserve">admin-courses.html</w:t>
-      </w:r>
-      <w:r>
-        <w:t xml:space="preserve"> </w:t>
-      </w:r>
-      <w:r>
-        <w:t xml:space="preserve">администратор может загрузить новый курс: указать название, описание, при необходимости прикрепить ZIP-архив (SCORM с</w:t>
-      </w:r>
-      <w:r>
-        <w:t xml:space="preserve"> </w:t>
-      </w:r>
-      <w:r>
-        <w:rPr>
-          <w:rStyle w:val="VerbatimChar"/>
-        </w:rPr>
-        <w:t xml:space="preserve">imsmanifest.xml</w:t>
-      </w:r>
-      <w:r>
-        <w:t xml:space="preserve"> </w:t>
-      </w:r>
-      <w:r>
-        <w:t xml:space="preserve">или нативный пакет). Backend создаёт запись в</w:t>
-      </w:r>
-      <w:r>
-        <w:t xml:space="preserve"> </w:t>
-      </w:r>
-      <w:r>
-        <w:rPr>
-          <w:rStyle w:val="VerbatimChar"/>
-        </w:rPr>
-        <w:t xml:space="preserve">Courses</w:t>
-      </w:r>
-      <w:r>
-        <w:t xml:space="preserve">, папку в</w:t>
-      </w:r>
-      <w:r>
-        <w:t xml:space="preserve"> </w:t>
-      </w:r>
-      <w:r>
-        <w:rPr>
-          <w:rStyle w:val="VerbatimChar"/>
-        </w:rPr>
-        <w:t xml:space="preserve">backend/courses/&lt;storage&gt;/</w:t>
-      </w:r>
-      <w:r>
-        <w:t xml:space="preserve"> </w:t>
-      </w:r>
-      <w:r>
-        <w:t xml:space="preserve">и при импорте вызывает</w:t>
-      </w:r>
-      <w:r>
-        <w:t xml:space="preserve"> </w:t>
-      </w:r>
-      <w:r>
-        <w:rPr>
-          <w:rStyle w:val="VerbatimChar"/>
-        </w:rPr>
-        <w:t xml:space="preserve">import_course_archive()</w:t>
-      </w:r>
-      <w:r>
-        <w:t xml:space="preserve">.</w:t>
-      </w:r>
-    </w:p>
-    <w:bookmarkEnd w:id="23"/>
-    <w:bookmarkStart w:id="24" w:name="функция-поиска"/>
-    <w:p>
-      <w:pPr>
-        <w:pStyle w:val="Heading3"/>
-      </w:pPr>
-      <w:r>
-        <w:t xml:space="preserve">Функция поиска</w:t>
-      </w:r>
-    </w:p>
-    <w:p>
-      <w:pPr>
-        <w:pStyle w:val="FirstParagraph"/>
-      </w:pPr>
-      <w:r>
-        <w:t xml:space="preserve">На страницах «Пользователи» и «Курсы» реализована функция поиска. Пользователь вводит запрос в поисковую строку; frontend передаёт параметр</w:t>
-      </w:r>
-      <w:r>
-        <w:t xml:space="preserve"> </w:t>
-      </w:r>
-      <w:r>
-        <w:rPr>
-          <w:rStyle w:val="VerbatimChar"/>
-        </w:rPr>
-        <w:t xml:space="preserve">search</w:t>
-      </w:r>
-      <w:r>
-        <w:t xml:space="preserve"> </w:t>
-      </w:r>
-      <w:r>
-        <w:t xml:space="preserve">в API, backend выполняет фильтрацию по ФИО, email или названию курса.</w:t>
-      </w:r>
-    </w:p>
-    <w:p>
-      <w:pPr>
-        <w:pStyle w:val="BodyText"/>
-      </w:pPr>
+        <w:t xml:space="preserve">«Рейтинг»</w:t>
+      </w:r>
+      <w:r>
+        <w:t xml:space="preserve"> </w:t>
+      </w:r>
+      <w:r>
+        <w:t xml:space="preserve">(</w:t>
+      </w:r>
+      <w:r>
+        <w:rPr>
+          <w:rStyle w:val="VerbatimChar"/>
+        </w:rPr>
+        <w:t xml:space="preserve">rating.html</w:t>
+      </w:r>
+      <w:r>
+        <w:t xml:space="preserve">) и</w:t>
+      </w:r>
+      <w:r>
+        <w:t xml:space="preserve"> </w:t>
+      </w:r>
       <w:r>
         <w:rPr>
           <w:b/>
           <w:bCs/>
         </w:rPr>
-        <w:t xml:space="preserve">Рисунок 10 – Функция поиска по названию</w:t>
+        <w:t xml:space="preserve">«Моё обучение»</w:t>
+      </w:r>
+      <w:r>
+        <w:t xml:space="preserve"> </w:t>
+      </w:r>
+      <w:r>
+        <w:t xml:space="preserve">(</w:t>
+      </w:r>
+      <w:r>
+        <w:rPr>
+          <w:rStyle w:val="VerbatimChar"/>
+        </w:rPr>
+        <w:t xml:space="preserve">instruction.html</w:t>
+      </w:r>
+      <w:r>
+        <w:t xml:space="preserve">). Эксперт назначает курсы сотрудникам, контролирует сроки обучения и формирует отчёты.</w:t>
       </w:r>
     </w:p>
     <w:p>
@@ -7228,442 +6969,864 @@
           <w:b/>
           <w:bCs/>
         </w:rPr>
-        <w:t xml:space="preserve">Рисунок 11 – Код реализации поиска (фрагмент</w:t>
-      </w:r>
+        <w:t xml:space="preserve">Рисунок 8 – Главное окно роли «Эксперт» (страница «Назначения»)</w:t>
+      </w:r>
+    </w:p>
+    <w:p>
+      <w:pPr>
+        <w:pStyle w:val="BodyText"/>
+      </w:pPr>
+      <w:r>
+        <w:t xml:space="preserve">Эксперт имеет возможность создавать назначения курсов: выбирает обучающегося, курс из каталога, период</w:t>
+      </w:r>
+      <w:r>
+        <w:t xml:space="preserve"> </w:t>
+      </w:r>
+      <w:r>
+        <w:rPr>
+          <w:rStyle w:val="VerbatimChar"/>
+        </w:rPr>
+        <w:t xml:space="preserve">date_from</w:t>
+      </w:r>
+      <w:r>
+        <w:t xml:space="preserve"> </w:t>
+      </w:r>
+      <w:r>
+        <w:t xml:space="preserve">—</w:t>
+      </w:r>
+      <w:r>
+        <w:t xml:space="preserve"> </w:t>
+      </w:r>
+      <w:r>
+        <w:rPr>
+          <w:rStyle w:val="VerbatimChar"/>
+        </w:rPr>
+        <w:t xml:space="preserve">date_to</w:t>
+      </w:r>
+      <w:r>
+        <w:t xml:space="preserve"> </w:t>
+      </w:r>
+      <w:r>
+        <w:t xml:space="preserve">и отправляет запрос</w:t>
+      </w:r>
+      <w:r>
+        <w:t xml:space="preserve"> </w:t>
+      </w:r>
+      <w:r>
+        <w:rPr>
+          <w:rStyle w:val="VerbatimChar"/>
+        </w:rPr>
+        <w:t xml:space="preserve">POST /api/assignments</w:t>
+      </w:r>
+      <w:r>
+        <w:t xml:space="preserve">. Система проверяет отсутствие дублирующего активного назначения по паре (user_id, course_id).</w:t>
+      </w:r>
+    </w:p>
+    <w:bookmarkEnd w:id="25"/>
+    <w:bookmarkStart w:id="26" w:name="окно-добавления-курса-роль-администратор"/>
+    <w:p>
+      <w:pPr>
+        <w:pStyle w:val="Heading3"/>
+      </w:pPr>
+      <w:r>
+        <w:t xml:space="preserve">Окно добавления курса (роль «Администратор»)</w:t>
+      </w:r>
+    </w:p>
+    <w:p>
+      <w:pPr>
+        <w:pStyle w:val="FirstParagraph"/>
+      </w:pPr>
       <w:r>
         <w:rPr>
           <w:b/>
           <w:bCs/>
         </w:rPr>
-        <w:t xml:space="preserve"> </w:t>
-      </w:r>
-      <w:r>
-        <w:rPr>
-          <w:rStyle w:val="VerbatimChar"/>
+        <w:t xml:space="preserve">Рисунок 9 – Окно добавления курса</w:t>
+      </w:r>
+    </w:p>
+    <w:p>
+      <w:pPr>
+        <w:pStyle w:val="BodyText"/>
+      </w:pPr>
+      <w:r>
+        <w:t xml:space="preserve">На странице</w:t>
+      </w:r>
+      <w:r>
+        <w:t xml:space="preserve"> </w:t>
+      </w:r>
+      <w:r>
+        <w:rPr>
+          <w:rStyle w:val="VerbatimChar"/>
+        </w:rPr>
+        <w:t xml:space="preserve">admin-courses.html</w:t>
+      </w:r>
+      <w:r>
+        <w:t xml:space="preserve"> </w:t>
+      </w:r>
+      <w:r>
+        <w:t xml:space="preserve">администратор может загрузить новый курс: указать название, описание, при необходимости прикрепить ZIP-архив (SCORM с</w:t>
+      </w:r>
+      <w:r>
+        <w:t xml:space="preserve"> </w:t>
+      </w:r>
+      <w:r>
+        <w:rPr>
+          <w:rStyle w:val="VerbatimChar"/>
+        </w:rPr>
+        <w:t xml:space="preserve">imsmanifest.xml</w:t>
+      </w:r>
+      <w:r>
+        <w:t xml:space="preserve"> </w:t>
+      </w:r>
+      <w:r>
+        <w:t xml:space="preserve">или нативный пакет). Backend создаёт запись в</w:t>
+      </w:r>
+      <w:r>
+        <w:t xml:space="preserve"> </w:t>
+      </w:r>
+      <w:r>
+        <w:rPr>
+          <w:rStyle w:val="VerbatimChar"/>
+        </w:rPr>
+        <w:t xml:space="preserve">Courses</w:t>
+      </w:r>
+      <w:r>
+        <w:t xml:space="preserve">, папку в</w:t>
+      </w:r>
+      <w:r>
+        <w:t xml:space="preserve"> </w:t>
+      </w:r>
+      <w:r>
+        <w:rPr>
+          <w:rStyle w:val="VerbatimChar"/>
+        </w:rPr>
+        <w:t xml:space="preserve">backend/courses/&lt;storage&gt;/</w:t>
+      </w:r>
+      <w:r>
+        <w:t xml:space="preserve"> </w:t>
+      </w:r>
+      <w:r>
+        <w:t xml:space="preserve">и при импорте вызывает</w:t>
+      </w:r>
+      <w:r>
+        <w:t xml:space="preserve"> </w:t>
+      </w:r>
+      <w:r>
+        <w:rPr>
+          <w:rStyle w:val="VerbatimChar"/>
+        </w:rPr>
+        <w:t xml:space="preserve">import_course_archive()</w:t>
+      </w:r>
+      <w:r>
+        <w:t xml:space="preserve">.</w:t>
+      </w:r>
+    </w:p>
+    <w:bookmarkEnd w:id="26"/>
+    <w:bookmarkStart w:id="27" w:name="функция-поиска"/>
+    <w:p>
+      <w:pPr>
+        <w:pStyle w:val="Heading3"/>
+      </w:pPr>
+      <w:r>
+        <w:t xml:space="preserve">Функция поиска</w:t>
+      </w:r>
+    </w:p>
+    <w:p>
+      <w:pPr>
+        <w:pStyle w:val="FirstParagraph"/>
+      </w:pPr>
+      <w:r>
+        <w:t xml:space="preserve">На страницах «Пользователи» и «Курсы» реализована функция поиска. Пользователь вводит запрос в поисковую строку; frontend передаёт параметр</w:t>
+      </w:r>
+      <w:r>
+        <w:t xml:space="preserve"> </w:t>
+      </w:r>
+      <w:r>
+        <w:rPr>
+          <w:rStyle w:val="VerbatimChar"/>
+        </w:rPr>
+        <w:t xml:space="preserve">search</w:t>
+      </w:r>
+      <w:r>
+        <w:t xml:space="preserve"> </w:t>
+      </w:r>
+      <w:r>
+        <w:t xml:space="preserve">в API, backend выполняет фильтрацию по ФИО, email или названию курса (см. рисунок 10).</w:t>
+      </w:r>
+    </w:p>
+    <w:p>
+      <w:pPr>
+        <w:pStyle w:val="BodyText"/>
+      </w:pPr>
+      <w:r>
+        <w:rPr>
           <w:b/>
           <w:bCs/>
         </w:rPr>
-        <w:t xml:space="preserve">database.py</w:t>
-      </w:r>
+        <w:t xml:space="preserve">Рисунок 10 – Функция поиска по названию (роль «Администратор»)</w:t>
+      </w:r>
+    </w:p>
+    <w:p>
+      <w:pPr>
+        <w:pStyle w:val="BodyText"/>
+      </w:pPr>
+      <w:r>
+        <w:t xml:space="preserve">На рисунке 11 представлен код реализации поиска.</w:t>
+      </w:r>
+    </w:p>
+    <w:p>
+      <w:pPr>
+        <w:pStyle w:val="BodyText"/>
+      </w:pPr>
       <w:r>
         <w:rPr>
           <w:b/>
           <w:bCs/>
         </w:rPr>
-        <w:t xml:space="preserve">)</w:t>
-      </w:r>
-    </w:p>
-    <w:p>
-      <w:pPr>
-        <w:pStyle w:val="SourceCode"/>
-      </w:pPr>
-      <w:r>
-        <w:rPr>
-          <w:rStyle w:val="KeywordTok"/>
-        </w:rPr>
-        <w:t xml:space="preserve">def</w:t>
-      </w:r>
-      <w:r>
-        <w:rPr>
-          <w:rStyle w:val="NormalTok"/>
-        </w:rPr>
-        <w:t xml:space="preserve"> get_all_users(</w:t>
-      </w:r>
-      <w:r>
-        <w:rPr>
-          <w:rStyle w:val="VariableTok"/>
-        </w:rPr>
-        <w:t xml:space="preserve">self</w:t>
-      </w:r>
-      <w:r>
-        <w:rPr>
-          <w:rStyle w:val="NormalTok"/>
-        </w:rPr>
-        <w:t xml:space="preserve">, search</w:t>
-      </w:r>
-      <w:r>
-        <w:rPr>
-          <w:rStyle w:val="OperatorTok"/>
-        </w:rPr>
-        <w:t xml:space="preserve">=</w:t>
-      </w:r>
-      <w:r>
-        <w:rPr>
-          <w:rStyle w:val="VariableTok"/>
-        </w:rPr>
-        <w:t xml:space="preserve">None</w:t>
-      </w:r>
-      <w:r>
-        <w:rPr>
-          <w:rStyle w:val="NormalTok"/>
-        </w:rPr>
-        <w:t xml:space="preserve">):</w:t>
-      </w:r>
-      <w:r>
-        <w:br/>
-      </w:r>
-      <w:r>
-        <w:rPr>
-          <w:rStyle w:val="NormalTok"/>
-        </w:rPr>
-        <w:t xml:space="preserve">    sql </w:t>
-      </w:r>
-      <w:r>
-        <w:rPr>
-          <w:rStyle w:val="OperatorTok"/>
-        </w:rPr>
-        <w:t xml:space="preserve">=</w:t>
-      </w:r>
-      <w:r>
-        <w:rPr>
-          <w:rStyle w:val="NormalTok"/>
-        </w:rPr>
-        <w:t xml:space="preserve"> </w:t>
-      </w:r>
-      <w:r>
-        <w:rPr>
-          <w:rStyle w:val="StringTok"/>
-        </w:rPr>
-        <w:t xml:space="preserve">"""</w:t>
-      </w:r>
-      <w:r>
-        <w:br/>
-      </w:r>
-      <w:r>
-        <w:rPr>
-          <w:rStyle w:val="StringTok"/>
-        </w:rPr>
-        <w:t xml:space="preserve">        SELECT U.user_id, U.surname, U.name, ...</w:t>
-      </w:r>
-      <w:r>
-        <w:br/>
-      </w:r>
-      <w:r>
-        <w:rPr>
-          <w:rStyle w:val="StringTok"/>
-        </w:rPr>
-        <w:t xml:space="preserve">        FROM Users U</w:t>
-      </w:r>
-      <w:r>
-        <w:br/>
-      </w:r>
-      <w:r>
-        <w:rPr>
-          <w:rStyle w:val="StringTok"/>
-        </w:rPr>
-        <w:t xml:space="preserve">        WHERE 1=1</w:t>
-      </w:r>
-      <w:r>
-        <w:br/>
-      </w:r>
-      <w:r>
-        <w:rPr>
-          <w:rStyle w:val="StringTok"/>
-        </w:rPr>
-        <w:t xml:space="preserve">    """</w:t>
-      </w:r>
-      <w:r>
-        <w:br/>
-      </w:r>
-      <w:r>
-        <w:rPr>
-          <w:rStyle w:val="NormalTok"/>
-        </w:rPr>
-        <w:t xml:space="preserve">    </w:t>
-      </w:r>
-      <w:r>
-        <w:rPr>
-          <w:rStyle w:val="ControlFlowTok"/>
-        </w:rPr>
-        <w:t xml:space="preserve">if</w:t>
-      </w:r>
-      <w:r>
-        <w:rPr>
-          <w:rStyle w:val="NormalTok"/>
-        </w:rPr>
-        <w:t xml:space="preserve"> search:</w:t>
-      </w:r>
-      <w:r>
-        <w:br/>
-      </w:r>
-      <w:r>
-        <w:rPr>
-          <w:rStyle w:val="NormalTok"/>
-        </w:rPr>
-        <w:t xml:space="preserve">        sql </w:t>
-      </w:r>
-      <w:r>
-        <w:rPr>
-          <w:rStyle w:val="OperatorTok"/>
-        </w:rPr>
-        <w:t xml:space="preserve">+=</w:t>
-      </w:r>
-      <w:r>
-        <w:rPr>
-          <w:rStyle w:val="NormalTok"/>
-        </w:rPr>
-        <w:t xml:space="preserve"> </w:t>
-      </w:r>
-      <w:r>
-        <w:rPr>
-          <w:rStyle w:val="StringTok"/>
-        </w:rPr>
-        <w:t xml:space="preserve">" AND (U.surname LIKE ? OR U.name LIKE ? OR U.email LIKE ?)"</w:t>
-      </w:r>
-      <w:r>
-        <w:br/>
-      </w:r>
-      <w:r>
-        <w:rPr>
-          <w:rStyle w:val="NormalTok"/>
-        </w:rPr>
-        <w:t xml:space="preserve">        pattern </w:t>
-      </w:r>
-      <w:r>
-        <w:rPr>
-          <w:rStyle w:val="OperatorTok"/>
-        </w:rPr>
-        <w:t xml:space="preserve">=</w:t>
-      </w:r>
-      <w:r>
-        <w:rPr>
-          <w:rStyle w:val="NormalTok"/>
-        </w:rPr>
-        <w:t xml:space="preserve"> </w:t>
-      </w:r>
-      <w:r>
-        <w:rPr>
-          <w:rStyle w:val="SpecialStringTok"/>
-        </w:rPr>
-        <w:t xml:space="preserve">f"%</w:t>
-      </w:r>
-      <w:r>
-        <w:rPr>
-          <w:rStyle w:val="SpecialCharTok"/>
-        </w:rPr>
-        <w:t xml:space="preserve">{</w:t>
-      </w:r>
-      <w:r>
-        <w:rPr>
-          <w:rStyle w:val="NormalTok"/>
-        </w:rPr>
-        <w:t xml:space="preserve">search</w:t>
-      </w:r>
-      <w:r>
-        <w:rPr>
-          <w:rStyle w:val="SpecialCharTok"/>
-        </w:rPr>
-        <w:t xml:space="preserve">}</w:t>
-      </w:r>
-      <w:r>
-        <w:rPr>
-          <w:rStyle w:val="SpecialStringTok"/>
-        </w:rPr>
-        <w:t xml:space="preserve">%"</w:t>
-      </w:r>
-      <w:r>
-        <w:br/>
-      </w:r>
-      <w:r>
-        <w:rPr>
-          <w:rStyle w:val="NormalTok"/>
-        </w:rPr>
-        <w:t xml:space="preserve">        params.extend([pattern, pattern, pattern])</w:t>
-      </w:r>
-    </w:p>
-    <w:bookmarkEnd w:id="24"/>
-    <w:bookmarkStart w:id="25" w:name="страница-пользователи-роль-администратор"/>
-    <w:p>
-      <w:pPr>
-        <w:pStyle w:val="Heading3"/>
-      </w:pPr>
-      <w:r>
-        <w:t xml:space="preserve">Страница «Пользователи» (роль «Администратор»)</w:t>
-      </w:r>
-    </w:p>
-    <w:p>
-      <w:pPr>
-        <w:pStyle w:val="FirstParagraph"/>
-      </w:pPr>
+        <w:t xml:space="preserve">Рисунок 11 – Код реализации поиска (фрагмент</w:t>
+      </w:r>
       <w:r>
         <w:rPr>
           <w:b/>
           <w:bCs/>
         </w:rPr>
-        <w:t xml:space="preserve">Рисунок 12 – Вкладка «Пользователи»</w:t>
-      </w:r>
-    </w:p>
-    <w:p>
-      <w:pPr>
-        <w:pStyle w:val="BodyText"/>
-      </w:pPr>
-      <w:r>
-        <w:t xml:space="preserve">На странице</w:t>
-      </w:r>
-      <w:r>
-        <w:t xml:space="preserve"> </w:t>
-      </w:r>
-      <w:r>
-        <w:rPr>
-          <w:rStyle w:val="VerbatimChar"/>
-        </w:rPr>
-        <w:t xml:space="preserve">users.html</w:t>
-      </w:r>
-      <w:r>
-        <w:t xml:space="preserve"> </w:t>
-      </w:r>
-      <w:r>
-        <w:t xml:space="preserve">администратор просматривает список сотрудников, добавляет и редактирует учётные записи, назначает роль и должность, загружает фото профиля. Для выбора должности используется справочник</w:t>
-      </w:r>
-      <w:r>
-        <w:t xml:space="preserve"> </w:t>
-      </w:r>
-      <w:r>
-        <w:rPr>
-          <w:rStyle w:val="VerbatimChar"/>
-        </w:rPr>
-        <w:t xml:space="preserve">Position</w:t>
-      </w:r>
-      <w:r>
-        <w:t xml:space="preserve"> </w:t>
-      </w:r>
-      <w:r>
-        <w:t xml:space="preserve">(</w:t>
-      </w:r>
-      <w:r>
-        <w:rPr>
-          <w:rStyle w:val="VerbatimChar"/>
-        </w:rPr>
-        <w:t xml:space="preserve">GET /api/admin/positions</w:t>
-      </w:r>
-      <w:r>
-        <w:t xml:space="preserve">), для роли —</w:t>
-      </w:r>
-      <w:r>
-        <w:t xml:space="preserve"> </w:t>
-      </w:r>
-      <w:r>
-        <w:rPr>
-          <w:rStyle w:val="VerbatimChar"/>
-        </w:rPr>
-        <w:t xml:space="preserve">Roles</w:t>
-      </w:r>
-      <w:r>
-        <w:t xml:space="preserve"> </w:t>
-      </w:r>
-      <w:r>
-        <w:t xml:space="preserve">(</w:t>
-      </w:r>
-      <w:r>
-        <w:rPr>
-          <w:rStyle w:val="VerbatimChar"/>
-        </w:rPr>
-        <w:t xml:space="preserve">GET /api/admin/roles</w:t>
-      </w:r>
-      <w:r>
-        <w:t xml:space="preserve">).</w:t>
-      </w:r>
-    </w:p>
-    <w:p>
-      <w:pPr>
-        <w:pStyle w:val="BodyText"/>
-      </w:pPr>
-      <w:r>
-        <w:rPr>
+        <w:t xml:space="preserve"> </w:t>
+      </w:r>
+      <w:r>
+        <w:rPr>
+          <w:rStyle w:val="VerbatimChar"/>
           <w:b/>
           <w:bCs/>
         </w:rPr>
-        <w:t xml:space="preserve">Рисунок 13 – Код реализации функции фильтрации и поиска пользователей</w:t>
-      </w:r>
-    </w:p>
-    <w:p>
-      <w:pPr>
-        <w:pStyle w:val="BodyText"/>
-      </w:pPr>
-      <w:r>
-        <w:t xml:space="preserve">Фильтрация реализована на стороне сервера через параметр</w:t>
-      </w:r>
-      <w:r>
-        <w:t xml:space="preserve"> </w:t>
-      </w:r>
-      <w:r>
-        <w:rPr>
-          <w:rStyle w:val="VerbatimChar"/>
-        </w:rPr>
-        <w:t xml:space="preserve">search</w:t>
-      </w:r>
-      <w:r>
-        <w:t xml:space="preserve">; на клиенте таблица обновляется без перезагрузки страницы.</w:t>
-      </w:r>
-    </w:p>
-    <w:bookmarkEnd w:id="25"/>
-    <w:bookmarkStart w:id="26" w:name="формирование-отчётов"/>
-    <w:p>
-      <w:pPr>
-        <w:pStyle w:val="Heading3"/>
-      </w:pPr>
-      <w:r>
-        <w:t xml:space="preserve">Формирование отчётов</w:t>
-      </w:r>
-    </w:p>
-    <w:p>
-      <w:pPr>
-        <w:pStyle w:val="FirstParagraph"/>
-      </w:pPr>
+        <w:t xml:space="preserve">database.py</w:t>
+      </w:r>
       <w:r>
         <w:rPr>
           <w:b/>
           <w:bCs/>
         </w:rPr>
-        <w:t xml:space="preserve">Рисунок 14 – Страница «Рейтинг» с функцией «Отчёт»</w:t>
-      </w:r>
-    </w:p>
-    <w:p>
-      <w:pPr>
-        <w:pStyle w:val="BodyText"/>
-      </w:pPr>
-      <w:r>
-        <w:t xml:space="preserve">Эксперту и администратору на странице</w:t>
-      </w:r>
-      <w:r>
-        <w:t xml:space="preserve"> </w:t>
-      </w:r>
-      <w:r>
-        <w:rPr>
-          <w:rStyle w:val="VerbatimChar"/>
-        </w:rPr>
-        <w:t xml:space="preserve">rating.html</w:t>
-      </w:r>
-      <w:r>
-        <w:t xml:space="preserve"> </w:t>
-      </w:r>
-      <w:r>
-        <w:t xml:space="preserve">доступна кнопка</w:t>
-      </w:r>
-      <w:r>
-        <w:t xml:space="preserve"> </w:t>
-      </w:r>
+        <w:t xml:space="preserve">)</w:t>
+      </w:r>
+    </w:p>
+    <w:p>
+      <w:pPr>
+        <w:pStyle w:val="SourceCode"/>
+      </w:pPr>
+      <w:r>
+        <w:rPr>
+          <w:rStyle w:val="KeywordTok"/>
+        </w:rPr>
+        <w:t xml:space="preserve">def</w:t>
+      </w:r>
+      <w:r>
+        <w:rPr>
+          <w:rStyle w:val="NormalTok"/>
+        </w:rPr>
+        <w:t xml:space="preserve"> get_all_users(</w:t>
+      </w:r>
+      <w:r>
+        <w:rPr>
+          <w:rStyle w:val="VariableTok"/>
+        </w:rPr>
+        <w:t xml:space="preserve">self</w:t>
+      </w:r>
+      <w:r>
+        <w:rPr>
+          <w:rStyle w:val="NormalTok"/>
+        </w:rPr>
+        <w:t xml:space="preserve">, search</w:t>
+      </w:r>
+      <w:r>
+        <w:rPr>
+          <w:rStyle w:val="OperatorTok"/>
+        </w:rPr>
+        <w:t xml:space="preserve">=</w:t>
+      </w:r>
+      <w:r>
+        <w:rPr>
+          <w:rStyle w:val="VariableTok"/>
+        </w:rPr>
+        <w:t xml:space="preserve">None</w:t>
+      </w:r>
+      <w:r>
+        <w:rPr>
+          <w:rStyle w:val="NormalTok"/>
+        </w:rPr>
+        <w:t xml:space="preserve">):</w:t>
+      </w:r>
+      <w:r>
+        <w:br/>
+      </w:r>
+      <w:r>
+        <w:rPr>
+          <w:rStyle w:val="NormalTok"/>
+        </w:rPr>
+        <w:t xml:space="preserve">    sql </w:t>
+      </w:r>
+      <w:r>
+        <w:rPr>
+          <w:rStyle w:val="OperatorTok"/>
+        </w:rPr>
+        <w:t xml:space="preserve">=</w:t>
+      </w:r>
+      <w:r>
+        <w:rPr>
+          <w:rStyle w:val="NormalTok"/>
+        </w:rPr>
+        <w:t xml:space="preserve"> </w:t>
+      </w:r>
+      <w:r>
+        <w:rPr>
+          <w:rStyle w:val="StringTok"/>
+        </w:rPr>
+        <w:t xml:space="preserve">"""</w:t>
+      </w:r>
+      <w:r>
+        <w:br/>
+      </w:r>
+      <w:r>
+        <w:rPr>
+          <w:rStyle w:val="StringTok"/>
+        </w:rPr>
+        <w:t xml:space="preserve">        SELECT U.user_id, U.surname, U.name, U.patronymic, U.email, ...</w:t>
+      </w:r>
+      <w:r>
+        <w:br/>
+      </w:r>
+      <w:r>
+        <w:rPr>
+          <w:rStyle w:val="StringTok"/>
+        </w:rPr>
+        <w:t xml:space="preserve">        FROM Users U</w:t>
+      </w:r>
+      <w:r>
+        <w:br/>
+      </w:r>
+      <w:r>
+        <w:rPr>
+          <w:rStyle w:val="StringTok"/>
+        </w:rPr>
+        <w:t xml:space="preserve">        WHERE 1=1</w:t>
+      </w:r>
+      <w:r>
+        <w:br/>
+      </w:r>
+      <w:r>
+        <w:rPr>
+          <w:rStyle w:val="StringTok"/>
+        </w:rPr>
+        <w:t xml:space="preserve">    """</w:t>
+      </w:r>
+      <w:r>
+        <w:br/>
+      </w:r>
+      <w:r>
+        <w:rPr>
+          <w:rStyle w:val="NormalTok"/>
+        </w:rPr>
+        <w:t xml:space="preserve">    params </w:t>
+      </w:r>
+      <w:r>
+        <w:rPr>
+          <w:rStyle w:val="OperatorTok"/>
+        </w:rPr>
+        <w:t xml:space="preserve">=</w:t>
+      </w:r>
+      <w:r>
+        <w:rPr>
+          <w:rStyle w:val="NormalTok"/>
+        </w:rPr>
+        <w:t xml:space="preserve"> []</w:t>
+      </w:r>
+      <w:r>
+        <w:br/>
+      </w:r>
+      <w:r>
+        <w:rPr>
+          <w:rStyle w:val="NormalTok"/>
+        </w:rPr>
+        <w:t xml:space="preserve">    </w:t>
+      </w:r>
+      <w:r>
+        <w:rPr>
+          <w:rStyle w:val="ControlFlowTok"/>
+        </w:rPr>
+        <w:t xml:space="preserve">if</w:t>
+      </w:r>
+      <w:r>
+        <w:rPr>
+          <w:rStyle w:val="NormalTok"/>
+        </w:rPr>
+        <w:t xml:space="preserve"> search:</w:t>
+      </w:r>
+      <w:r>
+        <w:br/>
+      </w:r>
+      <w:r>
+        <w:rPr>
+          <w:rStyle w:val="NormalTok"/>
+        </w:rPr>
+        <w:t xml:space="preserve">        sql </w:t>
+      </w:r>
+      <w:r>
+        <w:rPr>
+          <w:rStyle w:val="OperatorTok"/>
+        </w:rPr>
+        <w:t xml:space="preserve">+=</w:t>
+      </w:r>
+      <w:r>
+        <w:rPr>
+          <w:rStyle w:val="NormalTok"/>
+        </w:rPr>
+        <w:t xml:space="preserve"> </w:t>
+      </w:r>
+      <w:r>
+        <w:rPr>
+          <w:rStyle w:val="StringTok"/>
+        </w:rPr>
+        <w:t xml:space="preserve">" AND (U.surname LIKE ? OR U.name LIKE ? OR U.email LIKE ?)"</w:t>
+      </w:r>
+      <w:r>
+        <w:br/>
+      </w:r>
+      <w:r>
+        <w:rPr>
+          <w:rStyle w:val="NormalTok"/>
+        </w:rPr>
+        <w:t xml:space="preserve">        pattern </w:t>
+      </w:r>
+      <w:r>
+        <w:rPr>
+          <w:rStyle w:val="OperatorTok"/>
+        </w:rPr>
+        <w:t xml:space="preserve">=</w:t>
+      </w:r>
+      <w:r>
+        <w:rPr>
+          <w:rStyle w:val="NormalTok"/>
+        </w:rPr>
+        <w:t xml:space="preserve"> </w:t>
+      </w:r>
+      <w:r>
+        <w:rPr>
+          <w:rStyle w:val="SpecialStringTok"/>
+        </w:rPr>
+        <w:t xml:space="preserve">f"%</w:t>
+      </w:r>
+      <w:r>
+        <w:rPr>
+          <w:rStyle w:val="SpecialCharTok"/>
+        </w:rPr>
+        <w:t xml:space="preserve">{</w:t>
+      </w:r>
+      <w:r>
+        <w:rPr>
+          <w:rStyle w:val="NormalTok"/>
+        </w:rPr>
+        <w:t xml:space="preserve">search</w:t>
+      </w:r>
+      <w:r>
+        <w:rPr>
+          <w:rStyle w:val="SpecialCharTok"/>
+        </w:rPr>
+        <w:t xml:space="preserve">}</w:t>
+      </w:r>
+      <w:r>
+        <w:rPr>
+          <w:rStyle w:val="SpecialStringTok"/>
+        </w:rPr>
+        <w:t xml:space="preserve">%"</w:t>
+      </w:r>
+      <w:r>
+        <w:br/>
+      </w:r>
+      <w:r>
+        <w:rPr>
+          <w:rStyle w:val="NormalTok"/>
+        </w:rPr>
+        <w:t xml:space="preserve">        params.extend([pattern, pattern, pattern])</w:t>
+      </w:r>
+      <w:r>
+        <w:br/>
+      </w:r>
+      <w:r>
+        <w:rPr>
+          <w:rStyle w:val="NormalTok"/>
+        </w:rPr>
+        <w:t xml:space="preserve">    sql </w:t>
+      </w:r>
+      <w:r>
+        <w:rPr>
+          <w:rStyle w:val="OperatorTok"/>
+        </w:rPr>
+        <w:t xml:space="preserve">+=</w:t>
+      </w:r>
+      <w:r>
+        <w:rPr>
+          <w:rStyle w:val="NormalTok"/>
+        </w:rPr>
+        <w:t xml:space="preserve"> </w:t>
+      </w:r>
+      <w:r>
+        <w:rPr>
+          <w:rStyle w:val="StringTok"/>
+        </w:rPr>
+        <w:t xml:space="preserve">" ORDER BY U.surname, U.name"</w:t>
+      </w:r>
+      <w:r>
+        <w:br/>
+      </w:r>
+      <w:r>
+        <w:rPr>
+          <w:rStyle w:val="NormalTok"/>
+        </w:rPr>
+        <w:t xml:space="preserve">    </w:t>
+      </w:r>
+      <w:r>
+        <w:rPr>
+          <w:rStyle w:val="ControlFlowTok"/>
+        </w:rPr>
+        <w:t xml:space="preserve">return</w:t>
+      </w:r>
+      <w:r>
+        <w:rPr>
+          <w:rStyle w:val="NormalTok"/>
+        </w:rPr>
+        <w:t xml:space="preserve"> </w:t>
+      </w:r>
+      <w:r>
+        <w:rPr>
+          <w:rStyle w:val="VariableTok"/>
+        </w:rPr>
+        <w:t xml:space="preserve">self</w:t>
+      </w:r>
+      <w:r>
+        <w:rPr>
+          <w:rStyle w:val="NormalTok"/>
+        </w:rPr>
+        <w:t xml:space="preserve">._query(sql, </w:t>
+      </w:r>
+      <w:r>
+        <w:rPr>
+          <w:rStyle w:val="BuiltInTok"/>
+        </w:rPr>
+        <w:t xml:space="preserve">tuple</w:t>
+      </w:r>
+      <w:r>
+        <w:rPr>
+          <w:rStyle w:val="NormalTok"/>
+        </w:rPr>
+        <w:t xml:space="preserve">(params))</w:t>
+      </w:r>
+      <w:r>
+        <w:br/>
+      </w:r>
+      <w:r>
+        <w:br/>
+      </w:r>
+      <w:r>
+        <w:rPr>
+          <w:rStyle w:val="KeywordTok"/>
+        </w:rPr>
+        <w:t xml:space="preserve">def</w:t>
+      </w:r>
+      <w:r>
+        <w:rPr>
+          <w:rStyle w:val="NormalTok"/>
+        </w:rPr>
+        <w:t xml:space="preserve"> get_all_courses(</w:t>
+      </w:r>
+      <w:r>
+        <w:rPr>
+          <w:rStyle w:val="VariableTok"/>
+        </w:rPr>
+        <w:t xml:space="preserve">self</w:t>
+      </w:r>
+      <w:r>
+        <w:rPr>
+          <w:rStyle w:val="NormalTok"/>
+        </w:rPr>
+        <w:t xml:space="preserve">, search</w:t>
+      </w:r>
+      <w:r>
+        <w:rPr>
+          <w:rStyle w:val="OperatorTok"/>
+        </w:rPr>
+        <w:t xml:space="preserve">=</w:t>
+      </w:r>
+      <w:r>
+        <w:rPr>
+          <w:rStyle w:val="VariableTok"/>
+        </w:rPr>
+        <w:t xml:space="preserve">None</w:t>
+      </w:r>
+      <w:r>
+        <w:rPr>
+          <w:rStyle w:val="NormalTok"/>
+        </w:rPr>
+        <w:t xml:space="preserve">):</w:t>
+      </w:r>
+      <w:r>
+        <w:br/>
+      </w:r>
+      <w:r>
+        <w:rPr>
+          <w:rStyle w:val="NormalTok"/>
+        </w:rPr>
+        <w:t xml:space="preserve">    sql </w:t>
+      </w:r>
+      <w:r>
+        <w:rPr>
+          <w:rStyle w:val="OperatorTok"/>
+        </w:rPr>
+        <w:t xml:space="preserve">=</w:t>
+      </w:r>
+      <w:r>
+        <w:rPr>
+          <w:rStyle w:val="NormalTok"/>
+        </w:rPr>
+        <w:t xml:space="preserve"> </w:t>
+      </w:r>
+      <w:r>
+        <w:rPr>
+          <w:rStyle w:val="StringTok"/>
+        </w:rPr>
+        <w:t xml:space="preserve">"SELECT course_id, title, description, storage, date FROM Courses WHERE 1=1"</w:t>
+      </w:r>
+      <w:r>
+        <w:br/>
+      </w:r>
+      <w:r>
+        <w:rPr>
+          <w:rStyle w:val="NormalTok"/>
+        </w:rPr>
+        <w:t xml:space="preserve">    params </w:t>
+      </w:r>
+      <w:r>
+        <w:rPr>
+          <w:rStyle w:val="OperatorTok"/>
+        </w:rPr>
+        <w:t xml:space="preserve">=</w:t>
+      </w:r>
+      <w:r>
+        <w:rPr>
+          <w:rStyle w:val="NormalTok"/>
+        </w:rPr>
+        <w:t xml:space="preserve"> []</w:t>
+      </w:r>
+      <w:r>
+        <w:br/>
+      </w:r>
+      <w:r>
+        <w:rPr>
+          <w:rStyle w:val="NormalTok"/>
+        </w:rPr>
+        <w:t xml:space="preserve">    </w:t>
+      </w:r>
+      <w:r>
+        <w:rPr>
+          <w:rStyle w:val="ControlFlowTok"/>
+        </w:rPr>
+        <w:t xml:space="preserve">if</w:t>
+      </w:r>
+      <w:r>
+        <w:rPr>
+          <w:rStyle w:val="NormalTok"/>
+        </w:rPr>
+        <w:t xml:space="preserve"> search:</w:t>
+      </w:r>
+      <w:r>
+        <w:br/>
+      </w:r>
+      <w:r>
+        <w:rPr>
+          <w:rStyle w:val="NormalTok"/>
+        </w:rPr>
+        <w:t xml:space="preserve">        sql </w:t>
+      </w:r>
+      <w:r>
+        <w:rPr>
+          <w:rStyle w:val="OperatorTok"/>
+        </w:rPr>
+        <w:t xml:space="preserve">+=</w:t>
+      </w:r>
+      <w:r>
+        <w:rPr>
+          <w:rStyle w:val="NormalTok"/>
+        </w:rPr>
+        <w:t xml:space="preserve"> </w:t>
+      </w:r>
+      <w:r>
+        <w:rPr>
+          <w:rStyle w:val="StringTok"/>
+        </w:rPr>
+        <w:t xml:space="preserve">" AND title LIKE ?"</w:t>
+      </w:r>
+      <w:r>
+        <w:br/>
+      </w:r>
+      <w:r>
+        <w:rPr>
+          <w:rStyle w:val="NormalTok"/>
+        </w:rPr>
+        <w:t xml:space="preserve">        params.append(</w:t>
+      </w:r>
+      <w:r>
+        <w:rPr>
+          <w:rStyle w:val="SpecialStringTok"/>
+        </w:rPr>
+        <w:t xml:space="preserve">f"%</w:t>
+      </w:r>
+      <w:r>
+        <w:rPr>
+          <w:rStyle w:val="SpecialCharTok"/>
+        </w:rPr>
+        <w:t xml:space="preserve">{</w:t>
+      </w:r>
+      <w:r>
+        <w:rPr>
+          <w:rStyle w:val="NormalTok"/>
+        </w:rPr>
+        <w:t xml:space="preserve">search</w:t>
+      </w:r>
+      <w:r>
+        <w:rPr>
+          <w:rStyle w:val="SpecialCharTok"/>
+        </w:rPr>
+        <w:t xml:space="preserve">}</w:t>
+      </w:r>
+      <w:r>
+        <w:rPr>
+          <w:rStyle w:val="SpecialStringTok"/>
+        </w:rPr>
+        <w:t xml:space="preserve">%"</w:t>
+      </w:r>
+      <w:r>
+        <w:rPr>
+          <w:rStyle w:val="NormalTok"/>
+        </w:rPr>
+        <w:t xml:space="preserve">)</w:t>
+      </w:r>
+    </w:p>
+    <w:p>
+      <w:pPr>
+        <w:pStyle w:val="FirstParagraph"/>
+      </w:pPr>
+      <w:r>
+        <w:t xml:space="preserve">Поиск реализован на стороне сервера через оператор</w:t>
+      </w:r>
+      <w:r>
+        <w:t xml:space="preserve"> </w:t>
+      </w:r>
+      <w:r>
+        <w:rPr>
+          <w:rStyle w:val="VerbatimChar"/>
+        </w:rPr>
+        <w:t xml:space="preserve">LIKE</w:t>
+      </w:r>
+      <w:r>
+        <w:t xml:space="preserve">, чтобы не передавать в браузер полный список записей.</w:t>
+      </w:r>
+    </w:p>
+    <w:bookmarkEnd w:id="27"/>
+    <w:bookmarkStart w:id="28" w:name="страница-пользователи-роль-администратор"/>
+    <w:p>
+      <w:pPr>
+        <w:pStyle w:val="Heading3"/>
+      </w:pPr>
+      <w:r>
+        <w:t xml:space="preserve">Страница «Пользователи» (роль «Администратор»)</w:t>
+      </w:r>
+    </w:p>
+    <w:p>
+      <w:pPr>
+        <w:pStyle w:val="FirstParagraph"/>
+      </w:pPr>
       <w:r>
         <w:rPr>
           <w:b/>
           <w:bCs/>
         </w:rPr>
-        <w:t xml:space="preserve">«Отчёт»</w:t>
-      </w:r>
-      <w:r>
-        <w:t xml:space="preserve">: открывается модальное окно фильтров (сотрудник, курс, период). После подтверждения выполняется</w:t>
-      </w:r>
-      <w:r>
-        <w:t xml:space="preserve"> </w:t>
-      </w:r>
-      <w:r>
-        <w:rPr>
-          <w:rStyle w:val="VerbatimChar"/>
-        </w:rPr>
-        <w:t xml:space="preserve">GET /api/report?...</w:t>
-      </w:r>
-      <w:r>
-        <w:t xml:space="preserve">, сервер возвращает файл Excel для скачивания в браузере (в отличие от учебного шаблона с сохранением на диск C:, файл отдаётся напрямую через HTTP).</w:t>
+        <w:t xml:space="preserve">Рисунок 12 – Вкладка «Пользователи»</w:t>
+      </w:r>
+    </w:p>
+    <w:p>
+      <w:pPr>
+        <w:pStyle w:val="BodyText"/>
+      </w:pPr>
+      <w:r>
+        <w:t xml:space="preserve">На странице</w:t>
+      </w:r>
+      <w:r>
+        <w:t xml:space="preserve"> </w:t>
+      </w:r>
+      <w:r>
+        <w:rPr>
+          <w:rStyle w:val="VerbatimChar"/>
+        </w:rPr>
+        <w:t xml:space="preserve">users.html</w:t>
+      </w:r>
+      <w:r>
+        <w:t xml:space="preserve"> </w:t>
+      </w:r>
+      <w:r>
+        <w:t xml:space="preserve">администратор просматривает список сотрудников, добавляет и редактирует учётные записи, назначает роль и должность, загружает фото профиля. Для выбора должности используется справочник</w:t>
+      </w:r>
+      <w:r>
+        <w:t xml:space="preserve"> </w:t>
+      </w:r>
+      <w:r>
+        <w:rPr>
+          <w:rStyle w:val="VerbatimChar"/>
+        </w:rPr>
+        <w:t xml:space="preserve">Position</w:t>
+      </w:r>
+      <w:r>
+        <w:t xml:space="preserve"> </w:t>
+      </w:r>
+      <w:r>
+        <w:t xml:space="preserve">(</w:t>
+      </w:r>
+      <w:r>
+        <w:rPr>
+          <w:rStyle w:val="VerbatimChar"/>
+        </w:rPr>
+        <w:t xml:space="preserve">GET /api/admin/positions</w:t>
+      </w:r>
+      <w:r>
+        <w:t xml:space="preserve">), для роли —</w:t>
+      </w:r>
+      <w:r>
+        <w:t xml:space="preserve"> </w:t>
+      </w:r>
+      <w:r>
+        <w:rPr>
+          <w:rStyle w:val="VerbatimChar"/>
+        </w:rPr>
+        <w:t xml:space="preserve">Roles</w:t>
+      </w:r>
+      <w:r>
+        <w:t xml:space="preserve"> </w:t>
+      </w:r>
+      <w:r>
+        <w:t xml:space="preserve">(</w:t>
+      </w:r>
+      <w:r>
+        <w:rPr>
+          <w:rStyle w:val="VerbatimChar"/>
+        </w:rPr>
+        <w:t xml:space="preserve">GET /api/admin/roles</w:t>
+      </w:r>
+      <w:r>
+        <w:t xml:space="preserve">).</w:t>
+      </w:r>
+    </w:p>
+    <w:p>
+      <w:pPr>
+        <w:pStyle w:val="BodyText"/>
+      </w:pPr>
+      <w:r>
+        <w:t xml:space="preserve">На рисунке 13 представлен код реализации поиска пользователей (см. также рисунок 11).</w:t>
       </w:r>
     </w:p>
     <w:p>
@@ -7675,106 +7838,29 @@
           <w:b/>
           <w:bCs/>
         </w:rPr>
-        <w:t xml:space="preserve">Рисунок 15 – Скачивание сформированного отчёта в браузере</w:t>
-      </w:r>
-    </w:p>
-    <w:p>
-      <w:pPr>
-        <w:pStyle w:val="BodyText"/>
-      </w:pPr>
+        <w:t xml:space="preserve">Рисунок 13 – Код реализации функции поиска пользователей (фрагмент</w:t>
+      </w:r>
       <w:r>
         <w:rPr>
           <w:b/>
           <w:bCs/>
         </w:rPr>
-        <w:t xml:space="preserve">Рисунок 16 – Пример отчёта «Результаты прохождения курсов»</w:t>
-      </w:r>
-    </w:p>
-    <w:p>
-      <w:pPr>
-        <w:pStyle w:val="BodyText"/>
-      </w:pPr>
-      <w:r>
-        <w:t xml:space="preserve">Столбцы отчёта: ФИО, статус прохождения (Успешно / Неуспешно относительно порога 70 %), дата прохождения.</w:t>
-      </w:r>
-    </w:p>
-    <w:bookmarkEnd w:id="26"/>
-    <w:bookmarkStart w:id="27" w:name="X8fae0ddff67676e645320ed157f62d0d2778fd9"/>
-    <w:p>
-      <w:pPr>
-        <w:pStyle w:val="Heading3"/>
-      </w:pPr>
-      <w:r>
-        <w:t xml:space="preserve">Главное окно роли «Администратор» (каталог курсов)</w:t>
-      </w:r>
-    </w:p>
-    <w:p>
-      <w:pPr>
-        <w:pStyle w:val="FirstParagraph"/>
-      </w:pPr>
-      <w:r>
-        <w:rPr>
+        <w:t xml:space="preserve"> </w:t>
+      </w:r>
+      <w:r>
+        <w:rPr>
+          <w:rStyle w:val="VerbatimChar"/>
           <w:b/>
           <w:bCs/>
         </w:rPr>
-        <w:t xml:space="preserve">Рисунок 17 – Главное окно роли «Администратор» (страница «Курсы»)</w:t>
-      </w:r>
-    </w:p>
-    <w:p>
-      <w:pPr>
-        <w:pStyle w:val="BodyText"/>
-      </w:pPr>
-      <w:r>
-        <w:t xml:space="preserve">Администратор управляет каталогом: редактирование метаданных (</w:t>
-      </w:r>
-      <w:r>
-        <w:rPr>
-          <w:rStyle w:val="VerbatimChar"/>
-        </w:rPr>
-        <w:t xml:space="preserve">PUT /api/admin/courses/&lt;id&gt;</w:t>
-      </w:r>
-      <w:r>
-        <w:t xml:space="preserve">), скачивание архива курса (</w:t>
-      </w:r>
-      <w:r>
-        <w:rPr>
-          <w:rStyle w:val="VerbatimChar"/>
-        </w:rPr>
-        <w:t xml:space="preserve">GET .../download</w:t>
-      </w:r>
-      <w:r>
-        <w:t xml:space="preserve">), удаление курса с очисткой файлов и связанных записей в БД (</w:t>
-      </w:r>
-      <w:r>
-        <w:rPr>
-          <w:rStyle w:val="VerbatimChar"/>
-        </w:rPr>
-        <w:t xml:space="preserve">purge_course_data()</w:t>
-      </w:r>
-      <w:r>
-        <w:t xml:space="preserve">).</w:t>
-      </w:r>
-    </w:p>
-    <w:bookmarkEnd w:id="27"/>
-    <w:bookmarkStart w:id="28" w:name="страница-моё-обучение-роль-обучающийся"/>
-    <w:p>
-      <w:pPr>
-        <w:pStyle w:val="Heading3"/>
-      </w:pPr>
-      <w:r>
-        <w:t xml:space="preserve">Страница «Моё обучение» (роль «Обучающийся»)</w:t>
-      </w:r>
-    </w:p>
-    <w:p>
-      <w:pPr>
-        <w:pStyle w:val="FirstParagraph"/>
-      </w:pPr>
+        <w:t xml:space="preserve">database.py</w:t>
+      </w:r>
       <w:r>
         <w:rPr>
           <w:b/>
           <w:bCs/>
         </w:rPr>
-        <w:t xml:space="preserve">Рисунок 18 – Страница «Моё обучение»</w:t>
+        <w:t xml:space="preserve">)</w:t>
       </w:r>
     </w:p>
     <w:p>
@@ -7782,118 +7868,89 @@
         <w:pStyle w:val="BodyText"/>
       </w:pPr>
       <w:r>
-        <w:t xml:space="preserve">На странице</w:t>
-      </w:r>
-      <w:r>
-        <w:t xml:space="preserve"> </w:t>
-      </w:r>
-      <w:r>
-        <w:rPr>
-          <w:rStyle w:val="VerbatimChar"/>
-        </w:rPr>
-        <w:t xml:space="preserve">instruction.html</w:t>
-      </w:r>
-      <w:r>
-        <w:t xml:space="preserve"> </w:t>
-      </w:r>
-      <w:r>
-        <w:t xml:space="preserve">обучающийся выбирает назначенный курс из выпадающего списка, видит описание, период обучения, тип курса (Электронный / SCORM 2004) и прогресс в процентах. Кнопка</w:t>
-      </w:r>
-      <w:r>
-        <w:t xml:space="preserve"> </w:t>
-      </w:r>
+        <w:t xml:space="preserve">Фильтрация реализована на стороне сервера через параметр</w:t>
+      </w:r>
+      <w:r>
+        <w:t xml:space="preserve"> </w:t>
+      </w:r>
+      <w:r>
+        <w:rPr>
+          <w:rStyle w:val="VerbatimChar"/>
+        </w:rPr>
+        <w:t xml:space="preserve">search</w:t>
+      </w:r>
+      <w:r>
+        <w:t xml:space="preserve">; на клиенте таблица обновляется без перезагрузки страницы при вводе в поисковую строку.</w:t>
+      </w:r>
+    </w:p>
+    <w:bookmarkEnd w:id="28"/>
+    <w:bookmarkStart w:id="29" w:name="формирование-отчётов"/>
+    <w:p>
+      <w:pPr>
+        <w:pStyle w:val="Heading3"/>
+      </w:pPr>
+      <w:r>
+        <w:t xml:space="preserve">Формирование отчётов</w:t>
+      </w:r>
+    </w:p>
+    <w:p>
+      <w:pPr>
+        <w:pStyle w:val="FirstParagraph"/>
+      </w:pPr>
       <w:r>
         <w:rPr>
           <w:b/>
           <w:bCs/>
         </w:rPr>
-        <w:t xml:space="preserve">«НАЧАТЬ КУРС»</w:t>
-      </w:r>
-      <w:r>
-        <w:t xml:space="preserve"> </w:t>
-      </w:r>
-      <w:r>
-        <w:t xml:space="preserve">активна только при наличии активного назначения и файлов курса на сервере.</w:t>
+        <w:t xml:space="preserve">Рисунок 14 – Страница «Рейтинг» с функцией «Отчёт»</w:t>
       </w:r>
     </w:p>
     <w:p>
       <w:pPr>
         <w:pStyle w:val="BodyText"/>
       </w:pPr>
+      <w:r>
+        <w:t xml:space="preserve">Эксперту и администратору на странице</w:t>
+      </w:r>
+      <w:r>
+        <w:t xml:space="preserve"> </w:t>
+      </w:r>
+      <w:r>
+        <w:rPr>
+          <w:rStyle w:val="VerbatimChar"/>
+        </w:rPr>
+        <w:t xml:space="preserve">rating.html</w:t>
+      </w:r>
+      <w:r>
+        <w:t xml:space="preserve"> </w:t>
+      </w:r>
+      <w:r>
+        <w:t xml:space="preserve">доступна кнопка</w:t>
+      </w:r>
+      <w:r>
+        <w:t xml:space="preserve"> </w:t>
+      </w:r>
       <w:r>
         <w:rPr>
           <w:b/>
           <w:bCs/>
         </w:rPr>
-        <w:t xml:space="preserve">Рисунок 19 – Карточка курса и запуск обучения</w:t>
-      </w:r>
-    </w:p>
-    <w:p>
-      <w:pPr>
-        <w:pStyle w:val="BodyText"/>
-      </w:pPr>
-      <w:r>
-        <w:t xml:space="preserve">При нажатии «НАЧАТЬ КУРС» выполняется запрос</w:t>
-      </w:r>
-      <w:r>
-        <w:t xml:space="preserve"> </w:t>
-      </w:r>
-      <w:r>
-        <w:rPr>
-          <w:rStyle w:val="VerbatimChar"/>
-        </w:rPr>
-        <w:t xml:space="preserve">GET /api/courses/&lt;course_id&gt;?assignment_id=...</w:t>
-      </w:r>
-      <w:r>
-        <w:t xml:space="preserve">; backend возвращает</w:t>
-      </w:r>
-      <w:r>
-        <w:t xml:space="preserve"> </w:t>
-      </w:r>
-      <w:r>
-        <w:rPr>
-          <w:rStyle w:val="VerbatimChar"/>
-        </w:rPr>
-        <w:t xml:space="preserve">launch_url</w:t>
-      </w:r>
-      <w:r>
-        <w:t xml:space="preserve">, после чего браузер открывает курс на порту 5000 с параметрами</w:t>
-      </w:r>
-      <w:r>
-        <w:t xml:space="preserve"> </w:t>
-      </w:r>
-      <w:r>
-        <w:rPr>
-          <w:rStyle w:val="VerbatimChar"/>
-        </w:rPr>
-        <w:t xml:space="preserve">assignment_id</w:t>
-      </w:r>
-      <w:r>
-        <w:t xml:space="preserve">,</w:t>
-      </w:r>
-      <w:r>
-        <w:t xml:space="preserve"> </w:t>
-      </w:r>
-      <w:r>
-        <w:rPr>
-          <w:rStyle w:val="VerbatimChar"/>
-        </w:rPr>
-        <w:t xml:space="preserve">authToken</w:t>
-      </w:r>
-      <w:r>
-        <w:t xml:space="preserve">,</w:t>
-      </w:r>
-      <w:r>
-        <w:t xml:space="preserve"> </w:t>
-      </w:r>
-      <w:r>
-        <w:rPr>
-          <w:rStyle w:val="VerbatimChar"/>
-        </w:rPr>
-        <w:t xml:space="preserve">returnUrl</w:t>
-      </w:r>
-      <w:r>
-        <w:t xml:space="preserve">.</w:t>
+        <w:t xml:space="preserve">«Отчёт»</w:t>
+      </w:r>
+      <w:r>
+        <w:t xml:space="preserve">: открывается модальное окно фильтров (сотрудник, курс, период). После подтверждения выполняется</w:t>
+      </w:r>
+      <w:r>
+        <w:t xml:space="preserve"> </w:t>
+      </w:r>
+      <w:r>
+        <w:rPr>
+          <w:rStyle w:val="VerbatimChar"/>
+        </w:rPr>
+        <w:t xml:space="preserve">GET /api/report?...</w:t>
+      </w:r>
+      <w:r>
+        <w:t xml:space="preserve">, сервер возвращает файл Excel для скачивания в браузере.</w:t>
       </w:r>
     </w:p>
     <w:p>
@@ -7905,15 +7962,699 @@
           <w:b/>
           <w:bCs/>
         </w:rPr>
-        <w:t xml:space="preserve">Рисунок 20 – Фрагмент кода реализации назначения курса (</w:t>
-      </w:r>
-      <w:r>
-        <w:rPr>
-          <w:rStyle w:val="VerbatimChar"/>
+        <w:t xml:space="preserve">Рисунок 15 – Скачивание сформированного отчёта в браузере</w:t>
+      </w:r>
+    </w:p>
+    <w:p>
+      <w:pPr>
+        <w:pStyle w:val="BodyText"/>
+      </w:pPr>
+      <w:r>
+        <w:rPr>
           <w:b/>
           <w:bCs/>
         </w:rPr>
-        <w:t xml:space="preserve">create_assignment</w:t>
+        <w:t xml:space="preserve">Рисунок 16 – Пример отчёта «Результаты прохождения курсов»</w:t>
+      </w:r>
+    </w:p>
+    <w:p>
+      <w:pPr>
+        <w:pStyle w:val="BodyText"/>
+      </w:pPr>
+      <w:r>
+        <w:t xml:space="preserve">Столбцы отчёта: ФИО, должность, курс, назначивший сотрудник, дата назначения, дедлайн, дата фактического прохождения, вердикт (Успешно / Не сдано / В процессе), процент выполнения.</w:t>
+      </w:r>
+    </w:p>
+    <w:p>
+      <w:pPr>
+        <w:pStyle w:val="BodyText"/>
+      </w:pPr>
+      <w:r>
+        <w:t xml:space="preserve">На рисунке 16а представлен код формирования Excel-отчёта.</w:t>
+      </w:r>
+    </w:p>
+    <w:p>
+      <w:pPr>
+        <w:pStyle w:val="BodyText"/>
+      </w:pPr>
+      <w:r>
+        <w:rPr>
+          <w:b/>
+          <w:bCs/>
+        </w:rPr>
+        <w:t xml:space="preserve">Рисунок 16а – Код реализации Excel-отчёта (фрагмент</w:t>
+      </w:r>
+      <w:r>
+        <w:rPr>
+          <w:b/>
+          <w:bCs/>
+        </w:rPr>
+        <w:t xml:space="preserve"> </w:t>
+      </w:r>
+      <w:r>
+        <w:rPr>
+          <w:rStyle w:val="VerbatimChar"/>
+          <w:b/>
+          <w:bCs/>
+        </w:rPr>
+        <w:t xml:space="preserve">app.py</w:t>
+      </w:r>
+      <w:r>
+        <w:rPr>
+          <w:b/>
+          <w:bCs/>
+        </w:rPr>
+        <w:t xml:space="preserve">)</w:t>
+      </w:r>
+    </w:p>
+    <w:p>
+      <w:pPr>
+        <w:pStyle w:val="SourceCode"/>
+      </w:pPr>
+      <w:r>
+        <w:rPr>
+          <w:rStyle w:val="KeywordTok"/>
+        </w:rPr>
+        <w:t xml:space="preserve">def</w:t>
+      </w:r>
+      <w:r>
+        <w:rPr>
+          <w:rStyle w:val="NormalTok"/>
+        </w:rPr>
+        <w:t xml:space="preserve"> create_excel_report(data_rows):</w:t>
+      </w:r>
+      <w:r>
+        <w:br/>
+      </w:r>
+      <w:r>
+        <w:rPr>
+          <w:rStyle w:val="NormalTok"/>
+        </w:rPr>
+        <w:t xml:space="preserve">    </w:t>
+      </w:r>
+      <w:r>
+        <w:rPr>
+          <w:rStyle w:val="ControlFlowTok"/>
+        </w:rPr>
+        <w:t xml:space="preserve">for</w:t>
+      </w:r>
+      <w:r>
+        <w:rPr>
+          <w:rStyle w:val="NormalTok"/>
+        </w:rPr>
+        <w:t xml:space="preserve"> row </w:t>
+      </w:r>
+      <w:r>
+        <w:rPr>
+          <w:rStyle w:val="KeywordTok"/>
+        </w:rPr>
+        <w:t xml:space="preserve">in</w:t>
+      </w:r>
+      <w:r>
+        <w:rPr>
+          <w:rStyle w:val="NormalTok"/>
+        </w:rPr>
+        <w:t xml:space="preserve"> data_rows:</w:t>
+      </w:r>
+      <w:r>
+        <w:br/>
+      </w:r>
+      <w:r>
+        <w:rPr>
+          <w:rStyle w:val="NormalTok"/>
+        </w:rPr>
+        <w:t xml:space="preserve">        data.append({</w:t>
+      </w:r>
+      <w:r>
+        <w:br/>
+      </w:r>
+      <w:r>
+        <w:rPr>
+          <w:rStyle w:val="NormalTok"/>
+        </w:rPr>
+        <w:t xml:space="preserve">            </w:t>
+      </w:r>
+      <w:r>
+        <w:rPr>
+          <w:rStyle w:val="StringTok"/>
+        </w:rPr>
+        <w:t xml:space="preserve">"ФИО"</w:t>
+      </w:r>
+      <w:r>
+        <w:rPr>
+          <w:rStyle w:val="NormalTok"/>
+        </w:rPr>
+        <w:t xml:space="preserve">: _format_person_name(row.surname, row.name, row.patronymic),</w:t>
+      </w:r>
+      <w:r>
+        <w:br/>
+      </w:r>
+      <w:r>
+        <w:rPr>
+          <w:rStyle w:val="NormalTok"/>
+        </w:rPr>
+        <w:t xml:space="preserve">            </w:t>
+      </w:r>
+      <w:r>
+        <w:rPr>
+          <w:rStyle w:val="StringTok"/>
+        </w:rPr>
+        <w:t xml:space="preserve">"Должность"</w:t>
+      </w:r>
+      <w:r>
+        <w:rPr>
+          <w:rStyle w:val="NormalTok"/>
+        </w:rPr>
+        <w:t xml:space="preserve">: </w:t>
+      </w:r>
+      <w:r>
+        <w:rPr>
+          <w:rStyle w:val="BuiltInTok"/>
+        </w:rPr>
+        <w:t xml:space="preserve">getattr</w:t>
+      </w:r>
+      <w:r>
+        <w:rPr>
+          <w:rStyle w:val="NormalTok"/>
+        </w:rPr>
+        <w:t xml:space="preserve">(row, </w:t>
+      </w:r>
+      <w:r>
+        <w:rPr>
+          <w:rStyle w:val="StringTok"/>
+        </w:rPr>
+        <w:t xml:space="preserve">'position_name'</w:t>
+      </w:r>
+      <w:r>
+        <w:rPr>
+          <w:rStyle w:val="NormalTok"/>
+        </w:rPr>
+        <w:t xml:space="preserve">, </w:t>
+      </w:r>
+      <w:r>
+        <w:rPr>
+          <w:rStyle w:val="VariableTok"/>
+        </w:rPr>
+        <w:t xml:space="preserve">None</w:t>
+      </w:r>
+      <w:r>
+        <w:rPr>
+          <w:rStyle w:val="NormalTok"/>
+        </w:rPr>
+        <w:t xml:space="preserve">),</w:t>
+      </w:r>
+      <w:r>
+        <w:br/>
+      </w:r>
+      <w:r>
+        <w:rPr>
+          <w:rStyle w:val="NormalTok"/>
+        </w:rPr>
+        <w:t xml:space="preserve">            </w:t>
+      </w:r>
+      <w:r>
+        <w:rPr>
+          <w:rStyle w:val="StringTok"/>
+        </w:rPr>
+        <w:t xml:space="preserve">"Курс"</w:t>
+      </w:r>
+      <w:r>
+        <w:rPr>
+          <w:rStyle w:val="NormalTok"/>
+        </w:rPr>
+        <w:t xml:space="preserve">: </w:t>
+      </w:r>
+      <w:r>
+        <w:rPr>
+          <w:rStyle w:val="BuiltInTok"/>
+        </w:rPr>
+        <w:t xml:space="preserve">getattr</w:t>
+      </w:r>
+      <w:r>
+        <w:rPr>
+          <w:rStyle w:val="NormalTok"/>
+        </w:rPr>
+        <w:t xml:space="preserve">(row, </w:t>
+      </w:r>
+      <w:r>
+        <w:rPr>
+          <w:rStyle w:val="StringTok"/>
+        </w:rPr>
+        <w:t xml:space="preserve">'course_title'</w:t>
+      </w:r>
+      <w:r>
+        <w:rPr>
+          <w:rStyle w:val="NormalTok"/>
+        </w:rPr>
+        <w:t xml:space="preserve">, </w:t>
+      </w:r>
+      <w:r>
+        <w:rPr>
+          <w:rStyle w:val="VariableTok"/>
+        </w:rPr>
+        <w:t xml:space="preserve">None</w:t>
+      </w:r>
+      <w:r>
+        <w:rPr>
+          <w:rStyle w:val="NormalTok"/>
+        </w:rPr>
+        <w:t xml:space="preserve">),</w:t>
+      </w:r>
+      <w:r>
+        <w:br/>
+      </w:r>
+      <w:r>
+        <w:rPr>
+          <w:rStyle w:val="NormalTok"/>
+        </w:rPr>
+        <w:t xml:space="preserve">            </w:t>
+      </w:r>
+      <w:r>
+        <w:rPr>
+          <w:rStyle w:val="StringTok"/>
+        </w:rPr>
+        <w:t xml:space="preserve">"Вердикт"</w:t>
+      </w:r>
+      <w:r>
+        <w:rPr>
+          <w:rStyle w:val="NormalTok"/>
+        </w:rPr>
+        <w:t xml:space="preserve">: _format_report_verdict(row),</w:t>
+      </w:r>
+      <w:r>
+        <w:br/>
+      </w:r>
+      <w:r>
+        <w:rPr>
+          <w:rStyle w:val="NormalTok"/>
+        </w:rPr>
+        <w:t xml:space="preserve">            </w:t>
+      </w:r>
+      <w:r>
+        <w:rPr>
+          <w:rStyle w:val="StringTok"/>
+        </w:rPr>
+        <w:t xml:space="preserve">"Процент выполнения"</w:t>
+      </w:r>
+      <w:r>
+        <w:rPr>
+          <w:rStyle w:val="NormalTok"/>
+        </w:rPr>
+        <w:t xml:space="preserve">: </w:t>
+      </w:r>
+      <w:r>
+        <w:rPr>
+          <w:rStyle w:val="BuiltInTok"/>
+        </w:rPr>
+        <w:t xml:space="preserve">round</w:t>
+      </w:r>
+      <w:r>
+        <w:rPr>
+          <w:rStyle w:val="NormalTok"/>
+        </w:rPr>
+        <w:t xml:space="preserve">(</w:t>
+      </w:r>
+      <w:r>
+        <w:rPr>
+          <w:rStyle w:val="BuiltInTok"/>
+        </w:rPr>
+        <w:t xml:space="preserve">float</w:t>
+      </w:r>
+      <w:r>
+        <w:rPr>
+          <w:rStyle w:val="NormalTok"/>
+        </w:rPr>
+        <w:t xml:space="preserve">(row.progress_percent </w:t>
+      </w:r>
+      <w:r>
+        <w:rPr>
+          <w:rStyle w:val="KeywordTok"/>
+        </w:rPr>
+        <w:t xml:space="preserve">or</w:t>
+      </w:r>
+      <w:r>
+        <w:rPr>
+          <w:rStyle w:val="NormalTok"/>
+        </w:rPr>
+        <w:t xml:space="preserve"> </w:t>
+      </w:r>
+      <w:r>
+        <w:rPr>
+          <w:rStyle w:val="DecValTok"/>
+        </w:rPr>
+        <w:t xml:space="preserve">0</w:t>
+      </w:r>
+      <w:r>
+        <w:rPr>
+          <w:rStyle w:val="NormalTok"/>
+        </w:rPr>
+        <w:t xml:space="preserve">)),</w:t>
+      </w:r>
+      <w:r>
+        <w:br/>
+      </w:r>
+      <w:r>
+        <w:rPr>
+          <w:rStyle w:val="NormalTok"/>
+        </w:rPr>
+        <w:t xml:space="preserve">        })</w:t>
+      </w:r>
+      <w:r>
+        <w:br/>
+      </w:r>
+      <w:r>
+        <w:rPr>
+          <w:rStyle w:val="NormalTok"/>
+        </w:rPr>
+        <w:t xml:space="preserve">    df </w:t>
+      </w:r>
+      <w:r>
+        <w:rPr>
+          <w:rStyle w:val="OperatorTok"/>
+        </w:rPr>
+        <w:t xml:space="preserve">=</w:t>
+      </w:r>
+      <w:r>
+        <w:rPr>
+          <w:rStyle w:val="NormalTok"/>
+        </w:rPr>
+        <w:t xml:space="preserve"> pd.DataFrame(data)</w:t>
+      </w:r>
+      <w:r>
+        <w:br/>
+      </w:r>
+      <w:r>
+        <w:rPr>
+          <w:rStyle w:val="NormalTok"/>
+        </w:rPr>
+        <w:t xml:space="preserve">    df.to_excel(writer, index</w:t>
+      </w:r>
+      <w:r>
+        <w:rPr>
+          <w:rStyle w:val="OperatorTok"/>
+        </w:rPr>
+        <w:t xml:space="preserve">=</w:t>
+      </w:r>
+      <w:r>
+        <w:rPr>
+          <w:rStyle w:val="VariableTok"/>
+        </w:rPr>
+        <w:t xml:space="preserve">False</w:t>
+      </w:r>
+      <w:r>
+        <w:rPr>
+          <w:rStyle w:val="NormalTok"/>
+        </w:rPr>
+        <w:t xml:space="preserve">, sheet_name</w:t>
+      </w:r>
+      <w:r>
+        <w:rPr>
+          <w:rStyle w:val="OperatorTok"/>
+        </w:rPr>
+        <w:t xml:space="preserve">=</w:t>
+      </w:r>
+      <w:r>
+        <w:rPr>
+          <w:rStyle w:val="StringTok"/>
+        </w:rPr>
+        <w:t xml:space="preserve">'Report'</w:t>
+      </w:r>
+      <w:r>
+        <w:rPr>
+          <w:rStyle w:val="NormalTok"/>
+        </w:rPr>
+        <w:t xml:space="preserve">)</w:t>
+      </w:r>
+    </w:p>
+    <w:p>
+      <w:pPr>
+        <w:pStyle w:val="FirstParagraph"/>
+      </w:pPr>
+      <w:r>
+        <w:t xml:space="preserve">Данные выбираются методом</w:t>
+      </w:r>
+      <w:r>
+        <w:t xml:space="preserve"> </w:t>
+      </w:r>
+      <w:r>
+        <w:rPr>
+          <w:rStyle w:val="VerbatimChar"/>
+        </w:rPr>
+        <w:t xml:space="preserve">get_report_data()</w:t>
+      </w:r>
+      <w:r>
+        <w:t xml:space="preserve"> </w:t>
+      </w:r>
+      <w:r>
+        <w:t xml:space="preserve">из таблицы</w:t>
+      </w:r>
+      <w:r>
+        <w:t xml:space="preserve"> </w:t>
+      </w:r>
+      <w:r>
+        <w:rPr>
+          <w:rStyle w:val="VerbatimChar"/>
+        </w:rPr>
+        <w:t xml:space="preserve">Assignments</w:t>
+      </w:r>
+      <w:r>
+        <w:t xml:space="preserve"> </w:t>
+      </w:r>
+      <w:r>
+        <w:t xml:space="preserve">с учётом должности, назначившего и прогресса по разделам.</w:t>
+      </w:r>
+    </w:p>
+    <w:bookmarkEnd w:id="29"/>
+    <w:bookmarkStart w:id="30" w:name="X8fae0ddff67676e645320ed157f62d0d2778fd9"/>
+    <w:p>
+      <w:pPr>
+        <w:pStyle w:val="Heading3"/>
+      </w:pPr>
+      <w:r>
+        <w:t xml:space="preserve">Главное окно роли «Администратор» (каталог курсов)</w:t>
+      </w:r>
+    </w:p>
+    <w:p>
+      <w:pPr>
+        <w:pStyle w:val="FirstParagraph"/>
+      </w:pPr>
+      <w:r>
+        <w:rPr>
+          <w:b/>
+          <w:bCs/>
+        </w:rPr>
+        <w:t xml:space="preserve">Рисунок 17 – Главное окно роли «Администратор» (страница «Курсы»)</w:t>
+      </w:r>
+    </w:p>
+    <w:p>
+      <w:pPr>
+        <w:pStyle w:val="BodyText"/>
+      </w:pPr>
+      <w:r>
+        <w:t xml:space="preserve">Администратор управляет каталогом: редактирование метаданных (</w:t>
+      </w:r>
+      <w:r>
+        <w:rPr>
+          <w:rStyle w:val="VerbatimChar"/>
+        </w:rPr>
+        <w:t xml:space="preserve">PUT /api/admin/courses/&lt;id&gt;</w:t>
+      </w:r>
+      <w:r>
+        <w:t xml:space="preserve">), скачивание архива курса (</w:t>
+      </w:r>
+      <w:r>
+        <w:rPr>
+          <w:rStyle w:val="VerbatimChar"/>
+        </w:rPr>
+        <w:t xml:space="preserve">GET .../download</w:t>
+      </w:r>
+      <w:r>
+        <w:t xml:space="preserve">), удаление курса с очисткой файлов и связанных записей в БД (</w:t>
+      </w:r>
+      <w:r>
+        <w:rPr>
+          <w:rStyle w:val="VerbatimChar"/>
+        </w:rPr>
+        <w:t xml:space="preserve">purge_course_data()</w:t>
+      </w:r>
+      <w:r>
+        <w:t xml:space="preserve">).</w:t>
+      </w:r>
+    </w:p>
+    <w:bookmarkEnd w:id="30"/>
+    <w:bookmarkStart w:id="31" w:name="страница-моё-обучение-роль-обучающийся"/>
+    <w:p>
+      <w:pPr>
+        <w:pStyle w:val="Heading3"/>
+      </w:pPr>
+      <w:r>
+        <w:t xml:space="preserve">Страница «Моё обучение» (роль «Обучающийся»)</w:t>
+      </w:r>
+    </w:p>
+    <w:p>
+      <w:pPr>
+        <w:pStyle w:val="FirstParagraph"/>
+      </w:pPr>
+      <w:r>
+        <w:rPr>
+          <w:b/>
+          <w:bCs/>
+        </w:rPr>
+        <w:t xml:space="preserve">Рисунок 18 – Страница «Моё обучение»</w:t>
+      </w:r>
+    </w:p>
+    <w:p>
+      <w:pPr>
+        <w:pStyle w:val="BodyText"/>
+      </w:pPr>
+      <w:r>
+        <w:t xml:space="preserve">На странице</w:t>
+      </w:r>
+      <w:r>
+        <w:t xml:space="preserve"> </w:t>
+      </w:r>
+      <w:r>
+        <w:rPr>
+          <w:rStyle w:val="VerbatimChar"/>
+        </w:rPr>
+        <w:t xml:space="preserve">instruction.html</w:t>
+      </w:r>
+      <w:r>
+        <w:t xml:space="preserve"> </w:t>
+      </w:r>
+      <w:r>
+        <w:t xml:space="preserve">обучающийся выбирает назначенный курс из выпадающего списка, видит описание, период обучения, тип курса (Электронный / SCORM 2004) и прогресс в процентах. Кнопка</w:t>
+      </w:r>
+      <w:r>
+        <w:t xml:space="preserve"> </w:t>
+      </w:r>
+      <w:r>
+        <w:rPr>
+          <w:b/>
+          <w:bCs/>
+        </w:rPr>
+        <w:t xml:space="preserve">«НАЧАТЬ КУРС»</w:t>
+      </w:r>
+      <w:r>
+        <w:t xml:space="preserve"> </w:t>
+      </w:r>
+      <w:r>
+        <w:t xml:space="preserve">активна только при наличии активного назначения и файлов курса на сервере.</w:t>
+      </w:r>
+    </w:p>
+    <w:p>
+      <w:pPr>
+        <w:pStyle w:val="BodyText"/>
+      </w:pPr>
+      <w:r>
+        <w:rPr>
+          <w:b/>
+          <w:bCs/>
+        </w:rPr>
+        <w:t xml:space="preserve">Рисунок 19 – Карточка курса и запуск обучения</w:t>
+      </w:r>
+    </w:p>
+    <w:p>
+      <w:pPr>
+        <w:pStyle w:val="BodyText"/>
+      </w:pPr>
+      <w:r>
+        <w:t xml:space="preserve">При нажатии «НАЧАТЬ КУРС» выполняется запрос</w:t>
+      </w:r>
+      <w:r>
+        <w:t xml:space="preserve"> </w:t>
+      </w:r>
+      <w:r>
+        <w:rPr>
+          <w:rStyle w:val="VerbatimChar"/>
+        </w:rPr>
+        <w:t xml:space="preserve">GET /api/courses/&lt;course_id&gt;?assignment_id=...</w:t>
+      </w:r>
+      <w:r>
+        <w:t xml:space="preserve">; backend возвращает</w:t>
+      </w:r>
+      <w:r>
+        <w:t xml:space="preserve"> </w:t>
+      </w:r>
+      <w:r>
+        <w:rPr>
+          <w:rStyle w:val="VerbatimChar"/>
+        </w:rPr>
+        <w:t xml:space="preserve">launch_url</w:t>
+      </w:r>
+      <w:r>
+        <w:t xml:space="preserve">, после чего браузер открывает курс на порту 5000 с параметрами</w:t>
+      </w:r>
+      <w:r>
+        <w:t xml:space="preserve"> </w:t>
+      </w:r>
+      <w:r>
+        <w:rPr>
+          <w:rStyle w:val="VerbatimChar"/>
+        </w:rPr>
+        <w:t xml:space="preserve">assignment_id</w:t>
+      </w:r>
+      <w:r>
+        <w:t xml:space="preserve">,</w:t>
+      </w:r>
+      <w:r>
+        <w:t xml:space="preserve"> </w:t>
+      </w:r>
+      <w:r>
+        <w:rPr>
+          <w:rStyle w:val="VerbatimChar"/>
+        </w:rPr>
+        <w:t xml:space="preserve">authToken</w:t>
+      </w:r>
+      <w:r>
+        <w:t xml:space="preserve">,</w:t>
+      </w:r>
+      <w:r>
+        <w:t xml:space="preserve"> </w:t>
+      </w:r>
+      <w:r>
+        <w:rPr>
+          <w:rStyle w:val="VerbatimChar"/>
+        </w:rPr>
+        <w:t xml:space="preserve">returnUrl</w:t>
+      </w:r>
+      <w:r>
+        <w:t xml:space="preserve">.</w:t>
+      </w:r>
+    </w:p>
+    <w:p>
+      <w:pPr>
+        <w:pStyle w:val="BodyText"/>
+      </w:pPr>
+      <w:r>
+        <w:t xml:space="preserve">На рисунке 20 представлен код создания назначения курса.</w:t>
+      </w:r>
+    </w:p>
+    <w:p>
+      <w:pPr>
+        <w:pStyle w:val="BodyText"/>
+      </w:pPr>
+      <w:r>
+        <w:rPr>
+          <w:b/>
+          <w:bCs/>
+        </w:rPr>
+        <w:t xml:space="preserve">Рисунок 20 – Код реализации назначения курса (фрагмент</w:t>
+      </w:r>
+      <w:r>
+        <w:rPr>
+          <w:b/>
+          <w:bCs/>
+        </w:rPr>
+        <w:t xml:space="preserve"> </w:t>
+      </w:r>
+      <w:r>
+        <w:rPr>
+          <w:rStyle w:val="VerbatimChar"/>
+          <w:b/>
+          <w:bCs/>
+        </w:rPr>
+        <w:t xml:space="preserve">database.py</w:t>
       </w:r>
       <w:r>
         <w:rPr>
@@ -8199,9 +8940,9 @@
         </w:pict>
       </w:r>
     </w:p>
-    <w:bookmarkEnd w:id="28"/>
-    <w:bookmarkEnd w:id="29"/>
-    <w:bookmarkStart w:id="33" w:name="Xd52c3ceb0604dd504924f124268f78e7c05caba"/>
+    <w:bookmarkEnd w:id="31"/>
+    <w:bookmarkEnd w:id="32"/>
+    <w:bookmarkStart w:id="36" w:name="Xd52c3ceb0604dd504924f124268f78e7c05caba"/>
     <w:p>
       <w:pPr>
         <w:pStyle w:val="Heading2"/>
@@ -8270,7 +9011,7 @@
         <w:t xml:space="preserve">и REST API.</w:t>
       </w:r>
     </w:p>
-    <w:bookmarkStart w:id="30" w:name="структура-курса-плеера"/>
+    <w:bookmarkStart w:id="33" w:name="структура-курса-плеера"/>
     <w:p>
       <w:pPr>
         <w:pStyle w:val="Heading3"/>
@@ -8669,8 +9410,8 @@
         <w:t xml:space="preserve">с нулевым баллом для учёта прохождения, но не влияют на сумму.</w:t>
       </w:r>
     </w:p>
-    <w:bookmarkEnd w:id="30"/>
-    <w:bookmarkStart w:id="31" w:name="механизм-gating-блокировки-навигации"/>
+    <w:bookmarkEnd w:id="33"/>
+    <w:bookmarkStart w:id="34" w:name="механизм-gating-блокировки-навигации"/>
     <w:p>
       <w:pPr>
         <w:pStyle w:val="Heading3"/>
@@ -8765,8 +9506,8 @@
         <w:t xml:space="preserve">).</w:t>
       </w:r>
     </w:p>
-    <w:bookmarkEnd w:id="31"/>
-    <w:bookmarkStart w:id="32" w:name="связь-плеера-с-backend"/>
+    <w:bookmarkEnd w:id="34"/>
+    <w:bookmarkStart w:id="35" w:name="связь-плеера-с-backend"/>
     <w:p>
       <w:pPr>
         <w:pStyle w:val="Heading3"/>
@@ -8975,9 +9716,9 @@
         </w:pict>
       </w:r>
     </w:p>
-    <w:bookmarkEnd w:id="32"/>
-    <w:bookmarkEnd w:id="33"/>
-    <w:bookmarkStart w:id="34" w:name="поддержка-scorm-курсов"/>
+    <w:bookmarkEnd w:id="35"/>
+    <w:bookmarkEnd w:id="36"/>
+    <w:bookmarkStart w:id="37" w:name="поддержка-scorm-курсов"/>
     <w:p>
       <w:pPr>
         <w:pStyle w:val="Heading2"/>
@@ -9115,7 +9856,34 @@
         <w:t xml:space="preserve"> </w:t>
       </w:r>
       <w:r>
-        <w:t xml:space="preserve">— синхронизация баллов с</w:t>
+        <w:t xml:space="preserve">— при каждом Commit синхронизирует промежуточный процент (из</w:t>
+      </w:r>
+      <w:r>
+        <w:t xml:space="preserve"> </w:t>
+      </w:r>
+      <w:r>
+        <w:rPr>
+          <w:rStyle w:val="VerbatimChar"/>
+        </w:rPr>
+        <w:t xml:space="preserve">cmi.progress_measure</w:t>
+      </w:r>
+      <w:r>
+        <w:t xml:space="preserve"> </w:t>
+      </w:r>
+      <w:r>
+        <w:t xml:space="preserve">/</w:t>
+      </w:r>
+      <w:r>
+        <w:t xml:space="preserve"> </w:t>
+      </w:r>
+      <w:r>
+        <w:rPr>
+          <w:rStyle w:val="VerbatimChar"/>
+        </w:rPr>
+        <w:t xml:space="preserve">cmi.score.*</w:t>
+      </w:r>
+      <w:r>
+        <w:t xml:space="preserve">) с</w:t>
       </w:r>
       <w:r>
         <w:t xml:space="preserve"> </w:t>
@@ -9142,179 +9910,57 @@
         <w:t xml:space="preserve">User_result</w:t>
       </w:r>
       <w:r>
+        <w:t xml:space="preserve">; при завершении пакета распределяет итоговый балл и закрывает назначение.</w:t>
+      </w:r>
+    </w:p>
+    <w:p>
+      <w:pPr>
+        <w:pStyle w:val="FirstParagraph"/>
+      </w:pPr>
+      <w:r>
+        <w:t xml:space="preserve">Статические ресурсы SCORM API (</w:t>
+      </w:r>
+      <w:r>
+        <w:rPr>
+          <w:rStyle w:val="VerbatimChar"/>
+        </w:rPr>
+        <w:t xml:space="preserve">scorm-again</w:t>
+      </w:r>
+      <w:r>
+        <w:t xml:space="preserve">, обёртки) отдаются по маршруту</w:t>
+      </w:r>
+      <w:r>
+        <w:t xml:space="preserve"> </w:t>
+      </w:r>
+      <w:r>
+        <w:rPr>
+          <w:rStyle w:val="VerbatimChar"/>
+        </w:rPr>
+        <w:t xml:space="preserve">/scorm-static/</w:t>
+      </w:r>
+      <w:r>
         <w:t xml:space="preserve">.</w:t>
       </w:r>
     </w:p>
     <w:p>
       <w:pPr>
-        <w:pStyle w:val="FirstParagraph"/>
-      </w:pPr>
-      <w:r>
-        <w:t xml:space="preserve">Статические ресурсы SCORM API (</w:t>
-      </w:r>
-      <w:r>
-        <w:rPr>
-          <w:rStyle w:val="VerbatimChar"/>
-        </w:rPr>
-        <w:t xml:space="preserve">scorm-again</w:t>
-      </w:r>
-      <w:r>
-        <w:t xml:space="preserve">, обёртки) отдаются по маршруту</w:t>
-      </w:r>
-      <w:r>
-        <w:t xml:space="preserve"> </w:t>
-      </w:r>
-      <w:r>
-        <w:rPr>
-          <w:rStyle w:val="VerbatimChar"/>
-        </w:rPr>
-        <w:t xml:space="preserve">/scorm-static/</w:t>
-      </w:r>
-      <w:r>
-        <w:t xml:space="preserve">.</w:t>
-      </w:r>
-    </w:p>
-    <w:p>
-      <w:pPr>
         <w:pStyle w:val="BodyText"/>
       </w:pPr>
+      <w:r>
+        <w:t xml:space="preserve">Диаграмма последовательностей для SCORM —</w:t>
+      </w:r>
+      <w:r>
+        <w:t xml:space="preserve"> </w:t>
+      </w:r>
       <w:r>
         <w:rPr>
           <w:b/>
           <w:bCs/>
         </w:rPr>
-        <w:t xml:space="preserve">Рисунок – Диаграмма последовательностей: назначение курса экспертом</w:t>
-      </w:r>
-    </w:p>
-    <w:p>
-      <w:pPr>
-        <w:pStyle w:val="SourceCode"/>
-      </w:pPr>
-      <w:r>
-        <w:rPr>
-          <w:rStyle w:val="VerbatimChar"/>
-        </w:rPr>
-        <w:t xml:space="preserve">sequenceDiagram</w:t>
-      </w:r>
-      <w:r>
-        <w:br/>
-      </w:r>
-      <w:r>
-        <w:rPr>
-          <w:rStyle w:val="VerbatimChar"/>
-        </w:rPr>
-        <w:t xml:space="preserve">    actor Expert as Эксперт</w:t>
-      </w:r>
-      <w:r>
-        <w:br/>
-      </w:r>
-      <w:r>
-        <w:rPr>
-          <w:rStyle w:val="VerbatimChar"/>
-        </w:rPr>
-        <w:t xml:space="preserve">    participant UI as assignments.html</w:t>
-      </w:r>
-      <w:r>
-        <w:br/>
-      </w:r>
-      <w:r>
-        <w:rPr>
-          <w:rStyle w:val="VerbatimChar"/>
-        </w:rPr>
-        <w:t xml:space="preserve">    participant API as Flask API</w:t>
-      </w:r>
-      <w:r>
-        <w:br/>
-      </w:r>
-      <w:r>
-        <w:rPr>
-          <w:rStyle w:val="VerbatimChar"/>
-        </w:rPr>
-        <w:t xml:space="preserve">    participant DB as SQL Server</w:t>
-      </w:r>
-      <w:r>
-        <w:br/>
-      </w:r>
-      <w:r>
-        <w:rPr>
-          <w:rStyle w:val="VerbatimChar"/>
-        </w:rPr>
-        <w:t xml:space="preserve">    actor Student as Обучающийся</w:t>
-      </w:r>
-      <w:r>
-        <w:br/>
-      </w:r>
-      <w:r>
-        <w:br/>
-      </w:r>
-      <w:r>
-        <w:rPr>
-          <w:rStyle w:val="VerbatimChar"/>
-        </w:rPr>
-        <w:t xml:space="preserve">    Expert-&gt;&gt;UI: Назначить курс</w:t>
-      </w:r>
-      <w:r>
-        <w:br/>
-      </w:r>
-      <w:r>
-        <w:rPr>
-          <w:rStyle w:val="VerbatimChar"/>
-        </w:rPr>
-        <w:t xml:space="preserve">    UI-&gt;&gt;API: POST /api/assignments</w:t>
-      </w:r>
-      <w:r>
-        <w:br/>
-      </w:r>
-      <w:r>
-        <w:rPr>
-          <w:rStyle w:val="VerbatimChar"/>
-        </w:rPr>
-        <w:t xml:space="preserve">    API-&gt;&gt;DB: INSERT Assignments</w:t>
-      </w:r>
-      <w:r>
-        <w:br/>
-      </w:r>
-      <w:r>
-        <w:rPr>
-          <w:rStyle w:val="VerbatimChar"/>
-        </w:rPr>
-        <w:t xml:space="preserve">    DB--&gt;&gt;API: assignment_id</w:t>
-      </w:r>
-      <w:r>
-        <w:br/>
-      </w:r>
-      <w:r>
-        <w:rPr>
-          <w:rStyle w:val="VerbatimChar"/>
-        </w:rPr>
-        <w:t xml:space="preserve">    API--&gt;&gt;UI: 200 OK</w:t>
-      </w:r>
-      <w:r>
-        <w:br/>
-      </w:r>
-      <w:r>
-        <w:rPr>
-          <w:rStyle w:val="VerbatimChar"/>
-        </w:rPr>
-        <w:t xml:space="preserve">    Student-&gt;&gt;UI: instruction.html</w:t>
-      </w:r>
-      <w:r>
-        <w:br/>
-      </w:r>
-      <w:r>
-        <w:rPr>
-          <w:rStyle w:val="VerbatimChar"/>
-        </w:rPr>
-        <w:t xml:space="preserve">    UI-&gt;&gt;API: GET /api/my-courses</w:t>
-      </w:r>
-      <w:r>
-        <w:br/>
-      </w:r>
-      <w:r>
-        <w:rPr>
-          <w:rStyle w:val="VerbatimChar"/>
-        </w:rPr>
-        <w:t xml:space="preserve">    API--&gt;&gt;UI: Курс доступен</w:t>
+        <w:t xml:space="preserve">Приложение З</w:t>
+      </w:r>
+      <w:r>
+        <w:t xml:space="preserve">, рисунок 7.</w:t>
       </w:r>
     </w:p>
     <w:p>
@@ -9324,8 +9970,8 @@
         </w:pict>
       </w:r>
     </w:p>
-    <w:bookmarkEnd w:id="34"/>
-    <w:bookmarkStart w:id="35" w:name="итоги-реализации"/>
+    <w:bookmarkEnd w:id="37"/>
+    <w:bookmarkStart w:id="38" w:name="итоги-реализации"/>
     <w:p>
       <w:pPr>
         <w:pStyle w:val="Heading2"/>
@@ -9568,10 +10214,54 @@
     </w:p>
     <w:p>
       <w:pPr>
+        <w:pStyle w:val="Compact"/>
+        <w:numPr>
+          <w:ilvl w:val="0"/>
+          <w:numId w:val="1005"/>
+        </w:numPr>
+      </w:pPr>
+      <w:r>
+        <w:t xml:space="preserve">Подготовлен комплект</w:t>
+      </w:r>
+      <w:r>
+        <w:t xml:space="preserve"> </w:t>
+      </w:r>
+      <w:r>
+        <w:rPr>
+          <w:b/>
+          <w:bCs/>
+        </w:rPr>
+        <w:t xml:space="preserve">UML-диаграмм</w:t>
+      </w:r>
+      <w:r>
+        <w:t xml:space="preserve"> </w:t>
+      </w:r>
+      <w:r>
+        <w:t xml:space="preserve">(прецеденты, последовательности, классы, компоненты) и</w:t>
+      </w:r>
+      <w:r>
+        <w:t xml:space="preserve"> </w:t>
+      </w:r>
+      <w:r>
+        <w:rPr>
+          <w:b/>
+          <w:bCs/>
+        </w:rPr>
+        <w:t xml:space="preserve">IDEF0</w:t>
+      </w:r>
+      <w:r>
+        <w:t xml:space="preserve"> </w:t>
+      </w:r>
+      <w:r>
+        <w:t xml:space="preserve">в приложениях Г, Д, З, М, Н.</w:t>
+      </w:r>
+    </w:p>
+    <w:p>
+      <w:pPr>
         <w:pStyle w:val="FirstParagraph"/>
       </w:pPr>
       <w:r>
-        <w:t xml:space="preserve">Физическая модель данных и программная реализация соответствуют проектной документации (приложения А–И) и техническому описанию курса «Безопасность». Тестирование функционала выполняется по документу «Тест-кейсы» и модульным тестам</w:t>
+        <w:t xml:space="preserve">Физическая модель данных и программная реализация соответствуют проектной документации (приложения А–Н) и техническому описанию курса «Безопасность». Тестирование функционала выполняется по документу «Тест-кейсы» и модульным тестам</w:t>
       </w:r>
       <w:r>
         <w:t xml:space="preserve"> </w:t>
@@ -9602,11 +10292,11 @@
           <w:i/>
           <w:iCs/>
         </w:rPr>
-        <w:t xml:space="preserve">Документ подготовлен для пояснительной записки. Рисунки 7–20 подлежат замене скриншотами интерфейса при вёрстке итогового документа Word. Диаграммы Mermaid экспортируются в PNG для вставки в пояснительную записку (см. инструкции в приложениях Г, Е, З).</w:t>
-      </w:r>
-    </w:p>
-    <w:bookmarkEnd w:id="35"/>
-    <w:bookmarkEnd w:id="36"/>
+        <w:t xml:space="preserve">Документ подготовлен для пояснительной записки. Рисунки 7–20 подлежат замене скриншотами интерфейса при вёрстке итогового документа Word. Диаграммы Mermaid экспортируются в PNG (см. приложения Г, Д, Е, З, К, Л, М, Н).</w:t>
+      </w:r>
+    </w:p>
+    <w:bookmarkEnd w:id="38"/>
+    <w:bookmarkEnd w:id="39"/>
     <w:sectPr>
       <w:footnotePr>
         <w:numRestart w:val="eachSect"/>
